--- a/paper/Aligned-Returns-Paper-2.docx
+++ b/paper/Aligned-Returns-Paper-2.docx
@@ -79,7 +79,7 @@
     <w:p>
       <w:r>
         <w:rPr/>
-        <w:t>A desk that compares several candidate strategies with one benchmark usually observes all of them on the same dates, and their returns share exposure to the market. The first paper in this series computed the exact null law of the many-to-one maximum Welch statistic for independent samples. For the aligned case with one common factor it derived an exact law and computed from it a constant, 2.7173, the largest critical value found at 175 grid points of a declared parameter box. That constant is not shown to bound the critical value at the points between them. This paper closes that gap, and then shows that on aligned dates a desk should use a different statistic.</w:t>
+        <w:t>A desk that compares several candidate strategies with one benchmark usually observes all of them on the same dates, and their returns share exposure to the market. The first paper in this series computed the exact null law of the many-to-one maximum Welch statistic for independent samples. For the aligned case with one common factor it reported a constant, 2.7173, as the largest critical value found at 175 grid points of a declared parameter box, without a bound between the grid points. This paper closes that gap, and then shows that on aligned dates a desk should use a different statistic.</w:t>
       </w:r>
     </w:p>
     <w:p>
@@ -130,31 +130,13 @@
       </m:oMath>
       <w:r>
         <w:rPr/>
-        <w:t xml:space="preserve"> ∈ [−3/2, 3/2] for the two loadings. Over this box, the largest exact one-sided 2.5% critical value lies in [2.71731, 2.71740]. The enclosure rests on a reduction proved in Lean 4 from the raw 3 × 36 Gaussian panel. The rejection probability of the Welch statistic equals one fixed function </w:t>
-      </w:r>
-      <m:oMath>
-        <m:r>
-          <m:t>Φ</m:t>
-        </m:r>
-      </m:oMath>
-      <w:r>
-        <w:rPr/>
-        <w:t xml:space="preserve"> of the critical value and two weights, the eigenvalues of the pair's covariance matrix each divided by the variance of a per-date difference, and it falls as either weight rises. A cover of 59,276 cells bounds the two weights from below on each cell, using the sign of a characteristic polynomial, and encloses </w:t>
-      </w:r>
-      <m:oMath>
-        <m:r>
-          <m:t>Φ</m:t>
-        </m:r>
-      </m:oMath>
-      <w:r>
-        <w:rPr/>
-        <w:t xml:space="preserve"> at those bounds in ball arithmetic. A Lean theorem concludes that the rule with critical value 2.7174 has size at most 2.5% at every point of the box and every common mean, given four premises about the cover that are established outside Lean. An independent checker that shares no code with the producer confirms the cover and every margin, and a 250,000,000-draw simulation of the raw model at the binding corner agrees with the reduced rate to 0.38 standard errors. A weaker critical value, 2.871, has a Lean proof that needs no numerical premise.</w:t>
+        <w:t xml:space="preserve"> ∈ [−3/2, 3/2] for the two loadings. Over this box the largest exact one-sided 2.5% critical value lies in [2.71731, 2.71740]. The enclosure rests on a reduction proved in Lean 4 from the raw Gaussian panel: the rejection probability of the Welch statistic is one fixed function of the critical value and two spectral weights, and it falls as either weight rises. A cover of 59,276 cells bounds the weights from below and encloses the rate in ball arithmetic. A Lean theorem then concludes that the critical value 2.7174 has size at most 2.5% throughout the box, given four premises about the cover that are established outside Lean. An independent checker and a 250,000,000-draw simulation at the binding corner confirm the certificate, and a weaker critical value, 2.871, has a Lean proof that needs no numerical premise. Because 2.7174 is within 9 × 10⁻⁵ of the smallest valid constant, the Welch rule's loss of power is the price of one fixed constant, not slack in the certificate.</w:t>
       </w:r>
     </w:p>
     <w:p>
       <w:r>
         <w:rPr/>
-        <w:t>On aligned dates the paired t-test makes this machinery unnecessary. The date-by-date differences between candidate and benchmark are independent and normal, so the paired test is exact at every point of the box. At the point where both loadings equal one, the certified Welch rule gives up 61 percentage points of power to it. For several candidates the paired statistics each have their own denominator. Their joint null law reduces, by a conditioning step proved in Lean, to an average over the diagonal of the sample covariance matrix. Against that law, the common-denominator multivariate t used for this problem in current software is liberal: by up to 13% at two candidates and six dates (computed), and by up to 25% at five candidates and eight dates (simulated), with the excess falling as the sample grows. At two candidates, the own-denominator law with the estimated correlation plugged in stays within 1.05 times the level from six dates, the smallest sample measured. At five candidates every measured cell is within three standard errors of the level, a resolution that cannot exclude excesses below about 13%. A critical value calibrated on identical observation windows does not carry over to windows that only partly overlap or differ in length (measured for the Welch statistic), so comparisons should use the dates both series share. Šidák's 1971 question for statistics with their own denominators survives a search at three candidates and remains open.</w:t>
+        <w:t>On aligned dates the paired t-test makes this machinery unnecessary. The date-by-date differences are independent normals, so the paired test is exact at every point of the box, and where both loadings equal one the certified Welch rule gives up 61 percentage points of power to it. For several candidates the paired statistics have their own denominators, and their joint null law reduces, by a step proved in Lean, to an average over the variance diagonal. Against that law the common-denominator multivariate t used in current software is liberal at small samples, by up to 13% at two candidates and six dates (computed) and 25% at five candidates and eight dates (simulated). At two candidates no fixed critical value below Bonferroni's keeps the level at every correlation, which a short Lean proof establishes: at correlation −1 the two statistics are negatives of each other and Bonferroni's union bound is attained. A rule that takes its critical value from the estimated correlation can do better. A calibrated table of exact critical values is certified to keep the level at every correlation in [−0.99, 0.99], at 12 and 36 dates, and recovers 2 to 9 of the points of power that Bonferroni loses on candidates correlated at 0.75 or more. A critical value calibrated on identical observation windows does not carry over to windows that differ, so comparisons should use the dates both series share. Šidák's 1971 question for statistics with their own denominators survives a search at three candidates and remains open.</w:t>
       </w:r>
     </w:p>
     <w:p>
@@ -358,7 +340,31 @@
     <w:p>
       <w:r>
         <w:rPr/>
-        <w:t>(7) Boundaries. A critical value calibrated on identical windows does not carry over to windows that only partly overlap or differ in length: measured for the Welch statistic, every such design tested departed from the calibration design's size (Evidential, Section 7.4). No monotonicity of the law in the loading coordinates is established, so the worst point of the box cannot be found by checking its vertices (Open), and an earlier argument that the corner is the worst point was taken back (Withdrawn, Section 4.5). Šidák's inequality for statistics with their own denominators survives a search at three candidates and stays Open; the two-candidate search may fall inside cases Šidák already proved, so it is a consistency check (Section 8.7).</w:t>
+        <w:t xml:space="preserve">(7) What a guarantee over the whole nuisance must cost. The certified Welch constant lies within 9 × 10⁻⁵ of the smallest constant valid on the box, and at the four points measured no fixed-constant Welch rule can gain more than about one percentage point of power over the paired test (Evidential, Section 7.5). At two candidates, a fixed critical value keeps the family-wise error rate at most </w:t>
+      </w:r>
+      <m:oMath>
+        <m:r>
+          <m:t>α</m:t>
+        </m:r>
+      </m:oMath>
+      <w:r>
+        <w:rPr/>
+        <w:t xml:space="preserve"> at every correlation exactly when it is at least Bonferroni's (Proven in Lean, given the Student t marginal of each statistic; Section 8.8). A calibrated table of exact critical values, indexed by the estimated correlation, keeps the family-wise error rate at most </w:t>
+      </w:r>
+      <m:oMath>
+        <m:r>
+          <m:t>α</m:t>
+        </m:r>
+      </m:oMath>
+      <w:r>
+        <w:rPr/>
+        <w:t xml:space="preserve"> at every correlation in [−0.99, 0.99] at 12 and 36 dates (Certified, Section 8.9), and recovers 2 to 9 points of the power Bonferroni gives up when the candidates are correlated at 0.75 or more (Tested).</w:t>
+      </w:r>
+    </w:p>
+    <w:p>
+      <w:r>
+        <w:rPr/>
+        <w:t>(8) Boundaries. A critical value calibrated on identical windows does not carry over to windows that only partly overlap or differ in length: measured for the Welch statistic, every such design tested departed from the calibration design's size (Evidential, Section 7.4). No monotonicity of the law in the loading coordinates is established, so the worst point of the box cannot be found by checking its vertices (Open), and an earlier argument that the corner is the worst point was taken back (Withdrawn, Section 4.5). Šidák's inequality for statistics with their own denominators survives a search at three candidates and stays Open; the two-candidate search may fall inside cases Šidák already proved, so it is a consistency check (Section 8.7).</w:t>
       </w:r>
     </w:p>
     <w:p>
@@ -861,7 +867,7 @@
     <w:p>
       <w:r>
         <w:rPr/>
-        <w:t>The paper is written for any quantitative reader who compares strategies, not only for specialists in distribution theory or formal proof. A reader who wants the practical conclusions can read Sections 1 and 3, Section 7, Sections 8.4 to 8.6 and the guidance of Section 10.3. Sections 4 to 6 are the reduction, the certificate and its checks. They can be skipped on a first reading without losing any conclusion, but every certified number rests on them. Appendix E explains, in a sentence or two each, the statistical and formal terms the paper uses.</w:t>
+        <w:t>The paper is written for any quantitative reader who compares strategies, not only for specialists in distribution theory or formal proof. A reader who wants the practical conclusions can read Sections 1 and 3, Section 7, Sections 8.4 to 8.6, 8.8 and 8.9 and the guidance of Section 10.3. Sections 4 to 6 are the reduction, the certificate and its checks. They can be skipped on a first reading without losing any conclusion, but every certified number rests on them. Appendix E explains, in a sentence or two each, the statistical and formal terms the paper uses.</w:t>
       </w:r>
     </w:p>
     <w:p>
@@ -12258,6 +12264,146 @@
     </w:p>
     <w:p>
       <w:pPr>
+        <w:pStyle w:val="Heading2"/>
+      </w:pPr>
+      <w:r>
+        <w:t>7.5 What a fixed Welch constant must cost</w:t>
+      </w:r>
+    </w:p>
+    <w:p>
+      <w:r>
+        <w:rPr/>
+        <w:t xml:space="preserve">Section 7.2 traces the Welch rule's loss of power to the use of one constant for the whole box. A reader may ask whether some other constant would keep the level at every point of the box and give up less. None does, and Section 3 already contains the reason. By identity (8), the smallest constant that holds the level at every point of the box is </w:t>
+      </w:r>
+      <m:oMath>
+        <m:sSub>
+          <m:e>
+            <m:r>
+              <m:t>c</m:t>
+            </m:r>
+          </m:e>
+          <m:sub>
+            <m:r>
+              <m:t>Θ</m:t>
+            </m:r>
+          </m:sub>
+        </m:sSub>
+      </m:oMath>
+      <w:r>
+        <w:rPr/>
+        <w:t xml:space="preserve">, the supremum of the pointwise critical values, and Result 5 encloses </w:t>
+      </w:r>
+      <m:oMath>
+        <m:sSub>
+          <m:e>
+            <m:r>
+              <m:t>c</m:t>
+            </m:r>
+          </m:e>
+          <m:sub>
+            <m:r>
+              <m:t>Θ</m:t>
+            </m:r>
+          </m:sub>
+        </m:sSub>
+      </m:oMath>
+      <w:r>
+        <w:rPr/>
+        <w:t xml:space="preserve"> in [2.71731, 2.71740], for the rate as the certified engine computes it. No constant below 2.71731 is valid on the whole box, because at the corner the rate at 2.71731 already exceeds the level (Section 5.5). The operating constant 2.7174 is therefore at most 9 × 10⁻⁵ above the smallest valid constant. The power that Table 5 shows it giving up is the price of requiring one fixed constant to be valid everywhere in the box, not slack in the certificate.</w:t>
+      </w:r>
+    </w:p>
+    <w:p>
+      <w:r>
+        <w:rPr/>
+        <w:t xml:space="preserve">The same monotonicity limits what any fixed-constant Welch rule could gain over the paired test. Fix a point </w:t>
+      </w:r>
+      <m:oMath>
+        <m:r>
+          <m:t>θ</m:t>
+        </m:r>
+      </m:oMath>
+      <w:r>
+        <w:rPr/>
+        <w:t xml:space="preserve">. Raising the constant shrinks the rejection event, so neither the size nor the power at </w:t>
+      </w:r>
+      <m:oMath>
+        <m:r>
+          <m:t>θ</m:t>
+        </m:r>
+      </m:oMath>
+      <w:r>
+        <w:rPr/>
+        <w:t xml:space="preserve"> can increase with the constant. A fixed constant that keeps the level at </w:t>
+      </w:r>
+      <m:oMath>
+        <m:r>
+          <m:t>θ</m:t>
+        </m:r>
+      </m:oMath>
+      <w:r>
+        <w:rPr/>
+        <w:t xml:space="preserve"> is therefore at least </w:t>
+      </w:r>
+      <m:oMath>
+        <m:sSup>
+          <m:e>
+            <m:r>
+              <m:t>c</m:t>
+            </m:r>
+          </m:e>
+          <m:sup>
+            <m:r>
+              <m:t>*</m:t>
+            </m:r>
+          </m:sup>
+        </m:sSup>
+        <m:r>
+          <m:t>(θ)</m:t>
+        </m:r>
+      </m:oMath>
+      <w:r>
+        <w:rPr/>
+        <w:t xml:space="preserve">, and its power at </w:t>
+      </w:r>
+      <m:oMath>
+        <m:r>
+          <m:t>θ</m:t>
+        </m:r>
+      </m:oMath>
+      <w:r>
+        <w:rPr/>
+        <w:t xml:space="preserve"> is at most the power of the rule at </w:t>
+      </w:r>
+      <m:oMath>
+        <m:sSup>
+          <m:e>
+            <m:r>
+              <m:t>c</m:t>
+            </m:r>
+          </m:e>
+          <m:sup>
+            <m:r>
+              <m:t>*</m:t>
+            </m:r>
+          </m:sup>
+        </m:sSup>
+        <m:r>
+          <m:t>(θ)</m:t>
+        </m:r>
+      </m:oMath>
+      <w:r>
+        <w:rPr/>
+        <w:t>. That rule is the last column of Table 5. At the four points measured, its power exceeds the paired test's by 0.3 to 1.1 percentage points. So at those points a Welch rule with a fixed constant, whether the constant is chosen for that point alone or for the whole box, gains at most about one point of power over the paired test, which needs no constant chosen at all (Evidential: the powers are simulated with 2,000,000 draws per point).</w:t>
+      </w:r>
+    </w:p>
+    <w:p>
+      <w:r>
+        <w:rPr/>
+        <w:t>Two limits apply. The comparison is made at four points, not over the box. And the argument covers only constants fixed before the data are seen. A rule whose critical value depends on the data, such as the loading-adaptive rule abandoned in Section 7.3, is not bounded by it, and its power remains unmeasured.</w:t>
+      </w:r>
+    </w:p>
+    <w:p>
+      <w:pPr>
         <w:pStyle w:val="Heading1"/>
       </w:pPr>
       <w:r>
@@ -17024,7 +17170,16 @@
       </m:oMath>
       <w:r>
         <w:rPr/>
-        <w:t xml:space="preserve"> (BM, six dates). The five-candidate boundary is not resolved by this measurement. No calibrated rule was needed at two candidates. A rule run there at an internal level of 0.9</w:t>
+        <w:t xml:space="preserve"> (BM, six dates). The five-candidate boundary is not resolved by this measurement. On this evidence no calibrated rule was needed at two candidates. Computed exactly rather than simulated, a tabulated version of the rule exceeds </w:t>
+      </w:r>
+      <m:oMath>
+        <m:r>
+          <m:t>α</m:t>
+        </m:r>
+      </m:oMath>
+      <w:r>
+        <w:rPr/>
+        <w:t xml:space="preserve"> by up to 0.69% at twelve dates, and Section 8.9 certifies a calibrated version. A rule run there at an internal level of 0.9</w:t>
       </w:r>
       <m:oMath>
         <m:r>
@@ -17564,55 +17719,4213 @@
     </w:p>
     <w:p>
       <w:pPr>
-        <w:pStyle w:val="Heading1"/>
+        <w:pStyle w:val="Heading2"/>
       </w:pPr>
       <w:r>
-        <w:t>9. Serial Dependence</w:t>
+        <w:t>8.8 A fixed critical value valid at every correlation</w:t>
       </w:r>
     </w:p>
     <w:p>
       <w:r>
         <w:rPr/>
-        <w:t>Every exact statement in this paper assumes that returns are independent across dates. The exactness of the paired test in Section 7 rests on that assumption as much as the certificate does. Paired comparisons under serial correlation were not tested in this programme. Paper 1's route, which whitens each series with a coefficient declared in advance and drops the first observation, is the available one, but it has not been measured on difference series, and no claim is made for it here.</w:t>
+        <w:t xml:space="preserve">The rules of Sections 8.4 and 8.5 let the correlation shape their critical value: the multivariate-t constant is computed at a correlation, and the plug-in rule estimates it. Bonferroni ignores it. A desk that wants a guarantee holding whatever the correlation, without estimating it, faces a sharper question: what is the smallest fixed critical value that keeps the family-wise error rate at most </w:t>
+      </w:r>
+      <m:oMath>
+        <m:r>
+          <m:t>α</m:t>
+        </m:r>
+      </m:oMath>
+      <w:r>
+        <w:rPr/>
+        <w:t xml:space="preserve"> at every correlation? Table 6 suggests the answer at two candidates. The exact critical value is largest at the most negative correlation tabulated, and there it is within 10⁻⁴ of Bonferroni's value. This section proves that the answer is exactly Bonferroni's critical value, and then says what that leaves open.</w:t>
       </w:r>
     </w:p>
     <w:p>
       <w:r>
         <w:rPr/>
-        <w:t xml:space="preserve">One measurement made in this programme bears on serial dependence, but on paper 1's problem rather than this paper's. Paper 1's Table 31 reports the realised size of several procedures under first-order autoregressive (AR(1)) returns when the autoregressive coefficient </w:t>
-      </w:r>
-      <m:oMath>
-        <m:r>
-          <m:t>ϕ</m:t>
-        </m:r>
-      </m:oMath>
-      <w:r>
-        <w:rPr/>
-        <w:t xml:space="preserve"> is unknown and must be estimated. A self-normalised test avoids estimating it. Shao's (2010) test divides the mean by a quantity built from partial sums of the series, instead of by an estimate of the long-run variance, so no coefficient or bandwidth has to be chosen. It was run on the designs of paper 1's Table 31, at a target size of 0.025.</w:t>
+        <w:t xml:space="preserve">Write </w:t>
+      </w:r>
+      <m:oMath>
+        <m:sSub>
+          <m:e>
+            <m:r>
+              <m:t>G</m:t>
+            </m:r>
+          </m:e>
+          <m:sub>
+            <m:r>
+              <m:t>ν</m:t>
+            </m:r>
+          </m:sub>
+        </m:sSub>
+        <m:r>
+          <m:t>(c)=P(</m:t>
+        </m:r>
+        <m:sSub>
+          <m:e>
+            <m:r>
+              <m:t>T</m:t>
+            </m:r>
+          </m:e>
+          <m:sub>
+            <m:r>
+              <m:t>ν</m:t>
+            </m:r>
+          </m:sub>
+        </m:sSub>
+        <m:r>
+          <m:t>&gt;c)</m:t>
+        </m:r>
+      </m:oMath>
+      <w:r>
+        <w:rPr/>
+        <w:t xml:space="preserve"> for the upper tail of Student's t on </w:t>
+      </w:r>
+      <m:oMath>
+        <m:r>
+          <m:t>ν</m:t>
+        </m:r>
+      </m:oMath>
+      <w:r>
+        <w:rPr/>
+        <w:t xml:space="preserve"> = n − 1 degrees of freedom, where $T_</w:t>
       </w:r>
     </w:p>
     <w:p>
       <w:r>
         <w:rPr/>
-        <w:t xml:space="preserve">The test is liberal at monthly lengths and becomes more so as </w:t>
-      </w:r>
-      <m:oMath>
-        <m:r>
-          <m:t>ϕ</m:t>
-        </m:r>
-      </m:oMath>
-      <w:r>
-        <w:rPr/>
-        <w:t xml:space="preserve"> rises. Its worst size is 0.0460, at 36 observations and </w:t>
-      </w:r>
-      <m:oMath>
-        <m:r>
-          <m:t>ϕ</m:t>
-        </m:r>
-      </m:oMath>
-      <w:r>
-        <w:rPr/>
-        <w:t xml:space="preserve"> = 0.6, which is 1.84 times the target; at 120 observations the worst is 0.0317. That worst case is still better than every row of paper 1's Table 31 that estimates the coefficient, including the pooled exact rule at 3.13 times. For the unequal design of 36 against 13 observations, the warped self-normalised two-sample test of Wang and Zhang (2026) is not usable: with so few subsamples its size depends on the subsample size alone. Appendix D gives the twelve cells and the checks behind them. Whether these results belong in paper 1's Table 31 is a decision about paper 1, and it is not taken here.</w:t>
+        <w:t>u</w:t>
+      </w:r>
+      <m:oMath>
+        <m:r>
+          <m:t>hasthatlaw,and</m:t>
+        </m:r>
+      </m:oMath>
+      <w:r>
+        <w:rPr/>
+        <w:t>t_{\nu,1-\alpha/2}</w:t>
+      </w:r>
+      <m:oMath>
+        <m:r>
+          <m:t>forits1−α/2quantile,whichisBonferron</m:t>
+        </m:r>
+        <m:sSup>
+          <m:e>
+            <m:r>
+              <m:t>i</m:t>
+            </m:r>
+          </m:e>
+          <m:sup>
+            <m:r>
+              <m:t>′</m:t>
+            </m:r>
+          </m:sup>
+        </m:sSup>
+        <m:r>
+          <m:t>stwo−candidatecriticalvalue.Foracorrelationρbetweenthetwodifferenceseries,write</m:t>
+        </m:r>
+      </m:oMath>
+      <w:r>
+        <w:rPr/>
+        <w:t>\mathrm{FWER}_\rho(c) = P_\rho(\max(</w:t>
+      </w:r>
+      <w:r>
+        <w:rPr>
+          <w:rFonts w:ascii="Consolas" w:hAnsi="Consolas"/>
+          <w:sz w:val="19"/>
+        </w:rPr>
+        <w:t>t_1</w:t>
+      </w:r>
+      <w:r>
+        <w:rPr/>
+        <w:t xml:space="preserve">, </w:t>
+      </w:r>
+      <w:r>
+        <w:rPr>
+          <w:rFonts w:ascii="Consolas" w:hAnsi="Consolas"/>
+          <w:sz w:val="19"/>
+        </w:rPr>
+        <w:t>t_2</w:t>
+      </w:r>
+      <w:r>
+        <w:rPr/>
+        <w:t>) &gt; c)</w:t>
+      </w:r>
+      <m:oMath>
+        <m:r>
+          <m:t>forthefamily−wiseerrorrateoftherulethatrejectsforcandidateiwhen</m:t>
+        </m:r>
+      </m:oMath>
+      <w:r>
+        <w:rPr/>
+        <w:t>t_{i}</w:t>
+      </w:r>
+      <m:oMath>
+        <m:r>
+          <m:t>exceedsthefixedconstantc.Therangeof</m:t>
+        </m:r>
+      </m:oMath>
+      <w:r>
+        <w:rPr/>
+        <w:t>\rho$ includes −1. There the covariance matrix of the two series is singular, and the second difference series is a fixed negative multiple of the first.</w:t>
+      </w:r>
+    </w:p>
+    <w:p>
+      <w:r>
+        <w:rPr>
+          <w:b/>
+        </w:rPr>
+        <w:t>Theorem 8</w:t>
+      </w:r>
+      <w:r>
+        <w:rPr/>
+        <w:t xml:space="preserve"> (Lean </w:t>
+      </w:r>
+      <w:r>
+        <w:rPr>
+          <w:rFonts w:ascii="Consolas" w:hAnsi="Consolas"/>
+          <w:sz w:val="19"/>
+        </w:rPr>
+        <w:t>UnitPUniform.uniform_bar_iff</w:t>
+      </w:r>
+      <w:r>
+        <w:rPr/>
+        <w:t xml:space="preserve">). Let K = 2, n ≥ 2 and 0 &lt; </w:t>
+      </w:r>
+      <m:oMath>
+        <m:r>
+          <m:t>α</m:t>
+        </m:r>
+      </m:oMath>
+      <w:r>
+        <w:rPr/>
+        <w:t xml:space="preserve"> &lt; 1, and let the null hypothesis hold. For a fixed critical value c ≥ 0,</w:t>
+      </w:r>
+    </w:p>
+    <w:p>
+      <w:pPr>
+        <w:tabs>
+          <w:tab w:pos="4608" w:val="center"/>
+          <w:tab w:pos="9216" w:val="right"/>
+        </w:tabs>
+        <w:spacing w:before="180" w:after="180"/>
+      </w:pPr>
+      <w:r>
+        <w:tab/>
+      </w:r>
+      <m:oMath>
+        <m:sSub>
+          <m:e>
+            <m:r>
+              <m:rPr>
+                <m:sty m:val="p"/>
+              </m:rPr>
+              <m:t>FWER</m:t>
+            </m:r>
+          </m:e>
+          <m:sub>
+            <m:r>
+              <m:t>ρ</m:t>
+            </m:r>
+          </m:sub>
+        </m:sSub>
+        <m:r>
+          <m:t>(c)≤α</m:t>
+        </m:r>
+        <m:r>
+          <m:rPr>
+            <m:nor/>
+          </m:rPr>
+          <m:t>  for every </m:t>
+        </m:r>
+        <m:r>
+          <m:t>ρ∈[−1,1]⟺2</m:t>
+        </m:r>
+        <m:r>
+          <m:rPr>
+            <m:nor/>
+          </m:rPr>
+          <m:t> </m:t>
+        </m:r>
+        <m:sSub>
+          <m:e>
+            <m:r>
+              <m:t>G</m:t>
+            </m:r>
+          </m:e>
+          <m:sub>
+            <m:r>
+              <m:t>ν</m:t>
+            </m:r>
+          </m:sub>
+        </m:sSub>
+        <m:r>
+          <m:t>(c)≤α⟺c≥</m:t>
+        </m:r>
+        <m:sSub>
+          <m:e>
+            <m:r>
+              <m:t>t</m:t>
+            </m:r>
+          </m:e>
+          <m:sub>
+            <m:r>
+              <m:t>ν,</m:t>
+            </m:r>
+            <m:r>
+              <m:rPr>
+                <m:nor/>
+              </m:rPr>
+              <m:t> </m:t>
+            </m:r>
+            <m:r>
+              <m:t>1−α/2</m:t>
+            </m:r>
+          </m:sub>
+        </m:sSub>
+      </m:oMath>
+      <w:r>
+        <w:tab/>
+        <w:t>(28)</w:t>
+      </w:r>
+    </w:p>
+    <w:p>
+      <w:r>
+        <w:rPr/>
+        <w:t xml:space="preserve">In particular, the supremum over </w:t>
+      </w:r>
+      <m:oMath>
+        <m:r>
+          <m:t>ρ</m:t>
+        </m:r>
+      </m:oMath>
+      <w:r>
+        <w:rPr/>
+        <w:t xml:space="preserve"> ∈ [−1, 1] of the exact critical value </w:t>
+      </w:r>
+      <m:oMath>
+        <m:sSup>
+          <m:e>
+            <m:r>
+              <m:t>c</m:t>
+            </m:r>
+          </m:e>
+          <m:sup>
+            <m:r>
+              <m:t>*</m:t>
+            </m:r>
+          </m:sup>
+        </m:sSup>
+        <m:r>
+          <m:t>(ρ)</m:t>
+        </m:r>
+      </m:oMath>
+      <w:r>
+        <w:rPr/>
+        <w:t xml:space="preserve"> is Bonferroni's critical value, and it is attained at </w:t>
+      </w:r>
+      <m:oMath>
+        <m:r>
+          <m:t>ρ</m:t>
+        </m:r>
+      </m:oMath>
+      <w:r>
+        <w:rPr/>
+        <w:t xml:space="preserve"> = −1.</w:t>
+      </w:r>
+    </w:p>
+    <w:p>
+      <w:r>
+        <w:rPr/>
+        <w:t xml:space="preserve">The goal is to find the worst correlation for a fixed constant. The obstacle is that the joint law (27) has no closed form, and nothing in this paper proves how </w:t>
+      </w:r>
+      <m:oMath>
+        <m:sSup>
+          <m:e>
+            <m:r>
+              <m:t>c</m:t>
+            </m:r>
+          </m:e>
+          <m:sup>
+            <m:r>
+              <m:t>*</m:t>
+            </m:r>
+          </m:sup>
+        </m:sSup>
+        <m:r>
+          <m:t>(ρ)</m:t>
+        </m:r>
+      </m:oMath>
+      <w:r>
+        <w:rPr/>
+        <w:t xml:space="preserve"> moves with </w:t>
+      </w:r>
+      <m:oMath>
+        <m:r>
+          <m:t>ρ</m:t>
+        </m:r>
+      </m:oMath>
+      <w:r>
+        <w:rPr/>
+        <w:t>: the monotone pattern of Table 6 holds on its grid only. The proof does not need that pattern. It combines a bound that holds at every correlation with one correlation at which the bound is attained, so the interior of the range never has to be examined.</w:t>
+      </w:r>
+    </w:p>
+    <w:p>
+      <w:r>
+        <w:rPr/>
+        <w:t xml:space="preserve">Step 1: the marginal law does not depend on </w:t>
+      </w:r>
+      <m:oMath>
+        <m:r>
+          <m:t>ρ</m:t>
+        </m:r>
+      </m:oMath>
+      <w:r>
+        <w:rPr/>
+        <w:t xml:space="preserve">. Each difference series is, on its own, an independent normal sample, so under the null each </w:t>
+      </w:r>
+      <m:oMath>
+        <m:sSub>
+          <m:e>
+            <m:r>
+              <m:t>t</m:t>
+            </m:r>
+          </m:e>
+          <m:sub>
+            <m:r>
+              <m:t>i</m:t>
+            </m:r>
+          </m:sub>
+        </m:sSub>
+      </m:oMath>
+      <w:r>
+        <w:rPr/>
+        <w:t xml:space="preserve"> has Student's t law on </w:t>
+      </w:r>
+      <m:oMath>
+        <m:r>
+          <m:t>ν</m:t>
+        </m:r>
+      </m:oMath>
+      <w:r>
+        <w:rPr/>
+        <w:t xml:space="preserve"> degrees of freedom whatever </w:t>
+      </w:r>
+      <m:oMath>
+        <m:r>
+          <m:t>ρ</m:t>
+        </m:r>
+      </m:oMath>
+      <w:r>
+        <w:rPr/>
+        <w:t xml:space="preserve"> is (Section 7.1). Hence </w:t>
+      </w:r>
+      <m:oMath>
+        <m:sSub>
+          <m:e>
+            <m:r>
+              <m:t>P</m:t>
+            </m:r>
+          </m:e>
+          <m:sub>
+            <m:r>
+              <m:t>ρ</m:t>
+            </m:r>
+          </m:sub>
+        </m:sSub>
+        <m:r>
+          <m:t>(</m:t>
+        </m:r>
+        <m:sSub>
+          <m:e>
+            <m:r>
+              <m:t>t</m:t>
+            </m:r>
+          </m:e>
+          <m:sub>
+            <m:r>
+              <m:t>i</m:t>
+            </m:r>
+          </m:sub>
+        </m:sSub>
+        <m:r>
+          <m:t>&gt;c)=</m:t>
+        </m:r>
+        <m:sSub>
+          <m:e>
+            <m:r>
+              <m:t>G</m:t>
+            </m:r>
+          </m:e>
+          <m:sub>
+            <m:r>
+              <m:t>ν</m:t>
+            </m:r>
+          </m:sub>
+        </m:sSub>
+        <m:r>
+          <m:t>(c)</m:t>
+        </m:r>
+      </m:oMath>
+      <w:r>
+        <w:rPr/>
+        <w:t xml:space="preserve"> for i = 1, 2 and every </w:t>
+      </w:r>
+      <m:oMath>
+        <m:r>
+          <m:t>ρ</m:t>
+        </m:r>
+      </m:oMath>
+      <w:r>
+        <w:rPr/>
+        <w:t>.</w:t>
+      </w:r>
+    </w:p>
+    <w:p>
+      <w:r>
+        <w:rPr/>
+        <w:t xml:space="preserve">Step 2: Boole's bound holds at every correlation. The family errs exactly when </w:t>
+      </w:r>
+      <m:oMath>
+        <m:sSub>
+          <m:e>
+            <m:r>
+              <m:t>t</m:t>
+            </m:r>
+          </m:e>
+          <m:sub>
+            <m:r>
+              <m:t>1</m:t>
+            </m:r>
+          </m:sub>
+        </m:sSub>
+      </m:oMath>
+      <w:r>
+        <w:rPr/>
+        <w:t xml:space="preserve"> &gt; c or </w:t>
+      </w:r>
+      <m:oMath>
+        <m:sSub>
+          <m:e>
+            <m:r>
+              <m:t>t</m:t>
+            </m:r>
+          </m:e>
+          <m:sub>
+            <m:r>
+              <m:t>2</m:t>
+            </m:r>
+          </m:sub>
+        </m:sSub>
+      </m:oMath>
+      <w:r>
+        <w:rPr/>
+        <w:t xml:space="preserve"> &gt; c, and the probability of a union is at most the sum of the probabilities:</w:t>
+      </w:r>
+    </w:p>
+    <w:p>
+      <w:pPr>
+        <w:tabs>
+          <w:tab w:pos="4608" w:val="center"/>
+          <w:tab w:pos="9216" w:val="right"/>
+        </w:tabs>
+        <w:spacing w:before="180" w:after="180"/>
+      </w:pPr>
+      <w:r>
+        <w:tab/>
+      </w:r>
+      <m:oMath>
+        <m:sSub>
+          <m:e>
+            <m:r>
+              <m:rPr>
+                <m:sty m:val="p"/>
+              </m:rPr>
+              <m:t>FWER</m:t>
+            </m:r>
+          </m:e>
+          <m:sub>
+            <m:r>
+              <m:t>ρ</m:t>
+            </m:r>
+          </m:sub>
+        </m:sSub>
+        <m:r>
+          <m:t>(c)≤</m:t>
+        </m:r>
+        <m:sSub>
+          <m:e>
+            <m:r>
+              <m:t>P</m:t>
+            </m:r>
+          </m:e>
+          <m:sub>
+            <m:r>
+              <m:t>ρ</m:t>
+            </m:r>
+          </m:sub>
+        </m:sSub>
+        <m:r>
+          <m:t>(</m:t>
+        </m:r>
+        <m:sSub>
+          <m:e>
+            <m:r>
+              <m:t>t</m:t>
+            </m:r>
+          </m:e>
+          <m:sub>
+            <m:r>
+              <m:t>1</m:t>
+            </m:r>
+          </m:sub>
+        </m:sSub>
+        <m:r>
+          <m:t>&gt;c)+</m:t>
+        </m:r>
+        <m:sSub>
+          <m:e>
+            <m:r>
+              <m:t>P</m:t>
+            </m:r>
+          </m:e>
+          <m:sub>
+            <m:r>
+              <m:t>ρ</m:t>
+            </m:r>
+          </m:sub>
+        </m:sSub>
+        <m:r>
+          <m:t>(</m:t>
+        </m:r>
+        <m:sSub>
+          <m:e>
+            <m:r>
+              <m:t>t</m:t>
+            </m:r>
+          </m:e>
+          <m:sub>
+            <m:r>
+              <m:t>2</m:t>
+            </m:r>
+          </m:sub>
+        </m:sSub>
+        <m:r>
+          <m:t>&gt;c)=2</m:t>
+        </m:r>
+        <m:r>
+          <m:rPr>
+            <m:nor/>
+          </m:rPr>
+          <m:t> </m:t>
+        </m:r>
+        <m:sSub>
+          <m:e>
+            <m:r>
+              <m:t>G</m:t>
+            </m:r>
+          </m:e>
+          <m:sub>
+            <m:r>
+              <m:t>ν</m:t>
+            </m:r>
+          </m:sub>
+        </m:sSub>
+        <m:r>
+          <m:t>(c)</m:t>
+        </m:r>
+      </m:oMath>
+      <w:r>
+        <w:tab/>
+        <w:t>(29)</w:t>
+      </w:r>
+    </w:p>
+    <w:p>
+      <w:r>
+        <w:rPr/>
+        <w:t xml:space="preserve">A constant with </w:t>
+      </w:r>
+      <m:oMath>
+        <m:r>
+          <m:t>2</m:t>
+        </m:r>
+        <m:sSub>
+          <m:e>
+            <m:r>
+              <m:t>G</m:t>
+            </m:r>
+          </m:e>
+          <m:sub>
+            <m:r>
+              <m:t>ν</m:t>
+            </m:r>
+          </m:sub>
+        </m:sSub>
+        <m:r>
+          <m:t>(c)≤α</m:t>
+        </m:r>
+      </m:oMath>
+      <w:r>
+        <w:rPr/>
+        <w:t xml:space="preserve"> is therefore valid at every </w:t>
+      </w:r>
+      <m:oMath>
+        <m:r>
+          <m:t>ρ</m:t>
+        </m:r>
+      </m:oMath>
+      <w:r>
+        <w:rPr/>
+        <w:t>. This is the right-to-left half of the first equivalence in (28), and it is the reason Bonferroni is always valid.</w:t>
+      </w:r>
+    </w:p>
+    <w:p>
+      <w:r>
+        <w:rPr/>
+        <w:t xml:space="preserve">Step 3: at </w:t>
+      </w:r>
+      <m:oMath>
+        <m:r>
+          <m:t>ρ</m:t>
+        </m:r>
+      </m:oMath>
+      <w:r>
+        <w:rPr/>
+        <w:t xml:space="preserve"> = −1 the bound is attained. A bivariate normal vector with correlation −1 and mean zero lies on a line through the origin, so on every date the second difference equals −k times the first, with k = </w:t>
+      </w:r>
+      <m:oMath>
+        <m:sSub>
+          <m:e>
+            <m:r>
+              <m:t>σ</m:t>
+            </m:r>
+          </m:e>
+          <m:sub>
+            <m:r>
+              <m:t>2</m:t>
+            </m:r>
+          </m:sub>
+        </m:sSub>
+      </m:oMath>
+      <w:r>
+        <w:rPr/>
+        <w:t>/</w:t>
+      </w:r>
+      <m:oMath>
+        <m:sSub>
+          <m:e>
+            <m:r>
+              <m:t>σ</m:t>
+            </m:r>
+          </m:e>
+          <m:sub>
+            <m:r>
+              <m:t>1</m:t>
+            </m:r>
+          </m:sub>
+        </m:sSub>
+      </m:oMath>
+      <w:r>
+        <w:rPr/>
+        <w:t xml:space="preserve"> &gt; 0. Multiplying a series by −k multiplies its mean by −k and its standard deviation by k, so </w:t>
+      </w:r>
+      <m:oMath>
+        <m:sSub>
+          <m:e>
+            <m:r>
+              <m:t>t</m:t>
+            </m:r>
+          </m:e>
+          <m:sub>
+            <m:r>
+              <m:t>2</m:t>
+            </m:r>
+          </m:sub>
+        </m:sSub>
+      </m:oMath>
+      <w:r>
+        <w:rPr/>
+        <w:t xml:space="preserve"> = −</w:t>
+      </w:r>
+      <m:oMath>
+        <m:sSub>
+          <m:e>
+            <m:r>
+              <m:t>t</m:t>
+            </m:r>
+          </m:e>
+          <m:sub>
+            <m:r>
+              <m:t>1</m:t>
+            </m:r>
+          </m:sub>
+        </m:sSub>
+      </m:oMath>
+      <w:r>
+        <w:rPr/>
+        <w:t xml:space="preserve"> on every sample. For c ≥ 0 the events </w:t>
+      </w:r>
+      <m:oMath>
+        <m:sSub>
+          <m:e>
+            <m:r>
+              <m:t>t</m:t>
+            </m:r>
+          </m:e>
+          <m:sub>
+            <m:r>
+              <m:t>1</m:t>
+            </m:r>
+          </m:sub>
+        </m:sSub>
+      </m:oMath>
+      <w:r>
+        <w:rPr/>
+        <w:t xml:space="preserve"> &gt; c and −</w:t>
+      </w:r>
+      <m:oMath>
+        <m:sSub>
+          <m:e>
+            <m:r>
+              <m:t>t</m:t>
+            </m:r>
+          </m:e>
+          <m:sub>
+            <m:r>
+              <m:t>1</m:t>
+            </m:r>
+          </m:sub>
+        </m:sSub>
+      </m:oMath>
+      <w:r>
+        <w:rPr/>
+        <w:t xml:space="preserve"> &gt; c cannot both occur, and for disjoint events the union bound holds with equality: </w:t>
+      </w:r>
+      <m:oMath>
+        <m:sSub>
+          <m:e>
+            <m:r>
+              <m:rPr>
+                <m:sty m:val="p"/>
+              </m:rPr>
+              <m:t>FWER</m:t>
+            </m:r>
+          </m:e>
+          <m:sub>
+            <m:r>
+              <m:t>−1</m:t>
+            </m:r>
+          </m:sub>
+        </m:sSub>
+        <m:r>
+          <m:t>(c)=2</m:t>
+        </m:r>
+        <m:sSub>
+          <m:e>
+            <m:r>
+              <m:t>G</m:t>
+            </m:r>
+          </m:e>
+          <m:sub>
+            <m:r>
+              <m:t>ν</m:t>
+            </m:r>
+          </m:sub>
+        </m:sSub>
+        <m:r>
+          <m:t>(c)</m:t>
+        </m:r>
+      </m:oMath>
+      <w:r>
+        <w:rPr/>
+        <w:t>.</w:t>
+      </w:r>
+    </w:p>
+    <w:p>
+      <w:r>
+        <w:rPr/>
+        <w:t xml:space="preserve">Step 4: conclusion. Validity at </w:t>
+      </w:r>
+      <m:oMath>
+        <m:r>
+          <m:t>ρ</m:t>
+        </m:r>
+      </m:oMath>
+      <w:r>
+        <w:rPr/>
+        <w:t xml:space="preserve"> = −1 alone therefore requires </w:t>
+      </w:r>
+      <m:oMath>
+        <m:r>
+          <m:t>2</m:t>
+        </m:r>
+        <m:sSub>
+          <m:e>
+            <m:r>
+              <m:t>G</m:t>
+            </m:r>
+          </m:e>
+          <m:sub>
+            <m:r>
+              <m:t>ν</m:t>
+            </m:r>
+          </m:sub>
+        </m:sSub>
+        <m:r>
+          <m:t>(c)≤α</m:t>
+        </m:r>
+      </m:oMath>
+      <w:r>
+        <w:rPr/>
+        <w:t xml:space="preserve">, and by Step 2 that condition suffices at every </w:t>
+      </w:r>
+      <m:oMath>
+        <m:r>
+          <m:t>ρ</m:t>
+        </m:r>
+      </m:oMath>
+      <w:r>
+        <w:rPr/>
+        <w:t xml:space="preserve">, which is the first equivalence in (28). The second equivalence holds because </w:t>
+      </w:r>
+      <m:oMath>
+        <m:sSub>
+          <m:e>
+            <m:r>
+              <m:t>G</m:t>
+            </m:r>
+          </m:e>
+          <m:sub>
+            <m:r>
+              <m:t>ν</m:t>
+            </m:r>
+          </m:sub>
+        </m:sSub>
+      </m:oMath>
+      <w:r>
+        <w:rPr/>
+        <w:t xml:space="preserve"> is continuous and strictly decreasing. Step 3 is the step that carries the argument. Steps 1 and 2 are standard, and Step 4 is bookkeeping.</w:t>
+      </w:r>
+    </w:p>
+    <w:p>
+      <w:r>
+        <w:rPr/>
+        <w:t>The Lean proof follows the same four steps. It proves the identity of Step 3 for any finite sample, the union bound of Step 2, its equality when one statistic is the negative of the other, and the first equivalence in (28) for an abstract family of laws whose members share the marginal tail and one of which makes the statistics antithetic, that is, negatives of each other. The Student t marginal of Step 1 enters as a hypothesis, as the independence of mean and covariance does for Theorem 7. The declarations are listed in Appendix B and use only the three standard axioms.</w:t>
+      </w:r>
+    </w:p>
+    <w:p>
+      <w:r>
+        <w:rPr/>
+        <w:t xml:space="preserve">The endpoint </w:t>
+      </w:r>
+      <m:oMath>
+        <m:r>
+          <m:t>ρ</m:t>
+        </m:r>
+      </m:oMath>
+      <w:r>
+        <w:rPr/>
+        <w:t xml:space="preserve"> = −1 is a degenerate law. A desk that declares only the open range −1 &lt; </w:t>
+      </w:r>
+      <m:oMath>
+        <m:r>
+          <m:t>ρ</m:t>
+        </m:r>
+      </m:oMath>
+      <w:r>
+        <w:rPr/>
+        <w:t xml:space="preserve"> &lt; 1 gets the same answer, as a supremum that is approached but not reached. The integrand of (27) is bounded by one and converges pointwise as </w:t>
+      </w:r>
+      <m:oMath>
+        <m:r>
+          <m:t>ρ</m:t>
+        </m:r>
+      </m:oMath>
+      <w:r>
+        <w:rPr/>
+        <w:t xml:space="preserve"> → −1, because </w:t>
+      </w:r>
+      <m:oMath>
+        <m:sSub>
+          <m:e>
+            <m:r>
+              <m:t>a</m:t>
+            </m:r>
+          </m:e>
+          <m:sub>
+            <m:r>
+              <m:t>2</m:t>
+            </m:r>
+          </m:sub>
+        </m:sSub>
+      </m:oMath>
+      <w:r>
+        <w:rPr/>
+        <w:t xml:space="preserve"> tends to u and the bivariate normal distribution function tends to its degenerate limit. By dominated convergence, F(c; </w:t>
+      </w:r>
+      <m:oMath>
+        <m:r>
+          <m:t>ρ</m:t>
+        </m:r>
+      </m:oMath>
+      <w:r>
+        <w:rPr/>
+        <w:t xml:space="preserve">) therefore tends to </w:t>
+      </w:r>
+      <m:oMath>
+        <m:r>
+          <m:t>F(c;−1)=1−2</m:t>
+        </m:r>
+        <m:sSub>
+          <m:e>
+            <m:r>
+              <m:t>G</m:t>
+            </m:r>
+          </m:e>
+          <m:sub>
+            <m:r>
+              <m:t>ν</m:t>
+            </m:r>
+          </m:sub>
+        </m:sSub>
+        <m:r>
+          <m:t>(c)</m:t>
+        </m:r>
+      </m:oMath>
+      <w:r>
+        <w:rPr/>
+        <w:t xml:space="preserve">. For any c below Bonferroni's value, F(c; −1) is below 1 − </w:t>
+      </w:r>
+      <m:oMath>
+        <m:r>
+          <m:t>α</m:t>
+        </m:r>
+      </m:oMath>
+      <w:r>
+        <w:rPr/>
+        <w:t xml:space="preserve">, so F(c; </w:t>
+      </w:r>
+      <m:oMath>
+        <m:r>
+          <m:t>ρ</m:t>
+        </m:r>
+      </m:oMath>
+      <w:r>
+        <w:rPr/>
+        <w:t xml:space="preserve">) is also below 1 − </w:t>
+      </w:r>
+      <m:oMath>
+        <m:r>
+          <m:t>α</m:t>
+        </m:r>
+      </m:oMath>
+      <w:r>
+        <w:rPr/>
+        <w:t xml:space="preserve"> once </w:t>
+      </w:r>
+      <m:oMath>
+        <m:r>
+          <m:t>ρ</m:t>
+        </m:r>
+      </m:oMath>
+      <w:r>
+        <w:rPr/>
+        <w:t xml:space="preserve"> is close enough to −1, and the constant c fails there. No constant below Bonferroni's is valid on the open range either. This limiting argument is made on paper; it is not checked in Lean.</w:t>
+      </w:r>
+    </w:p>
+    <w:p>
+      <w:r>
+        <w:rPr/>
+        <w:t xml:space="preserve">Table 11 shows how quickly the limit is reached. Its values come from the evaluator of Section 8.3 (Tested, error at most 10⁻⁹), and its </w:t>
+      </w:r>
+      <m:oMath>
+        <m:r>
+          <m:t>ρ</m:t>
+        </m:r>
+      </m:oMath>
+      <w:r>
+        <w:rPr/>
+        <w:t xml:space="preserve"> = −0.5 and </w:t>
+      </w:r>
+      <m:oMath>
+        <m:r>
+          <m:t>ρ</m:t>
+        </m:r>
+      </m:oMath>
+      <w:r>
+        <w:rPr/>
+        <w:t xml:space="preserve"> = 0 columns repeat Table 6. At </w:t>
+      </w:r>
+      <m:oMath>
+        <m:r>
+          <m:t>ρ</m:t>
+        </m:r>
+      </m:oMath>
+      <w:r>
+        <w:rPr/>
+        <w:t xml:space="preserve"> = −0.99 and twelve dates, a brute-force simulation with 4,000,000 draws reproduces the joint probability at </w:t>
+      </w:r>
+      <m:oMath>
+        <m:sSup>
+          <m:e>
+            <m:r>
+              <m:t>c</m:t>
+            </m:r>
+          </m:e>
+          <m:sup>
+            <m:r>
+              <m:t>*</m:t>
+            </m:r>
+          </m:sup>
+        </m:sSup>
+        <m:r>
+          <m:t>(ρ)</m:t>
+        </m:r>
+      </m:oMath>
+      <w:r>
+        <w:rPr/>
+        <w:t xml:space="preserve"> to z = +0.09.</w:t>
+      </w:r>
+    </w:p>
+    <w:p>
+      <w:pPr>
+        <w:keepNext/>
+        <w:spacing w:after="80"/>
+        <w:jc w:val="center"/>
+      </w:pPr>
+      <w:r>
+        <w:rPr>
+          <w:i/>
+          <w:color w:val="444444"/>
+          <w:sz w:val="18"/>
+        </w:rPr>
+        <w:t xml:space="preserve">Table 11. Bonferroni's critical value and the exact critical value </w:t>
+      </w:r>
+      <m:oMath>
+        <m:sSup>
+          <m:e>
+            <m:r>
+              <m:t>c</m:t>
+            </m:r>
+          </m:e>
+          <m:sup>
+            <m:r>
+              <m:t>*</m:t>
+            </m:r>
+          </m:sup>
+        </m:sSup>
+        <m:r>
+          <m:t>(ρ)</m:t>
+        </m:r>
+      </m:oMath>
+      <w:r>
+        <w:rPr>
+          <w:i/>
+          <w:color w:val="444444"/>
+          <w:sz w:val="18"/>
+        </w:rPr>
+        <w:t xml:space="preserve"> at two candidates, one-sided family-wise level 0.025. Tested.</w:t>
+      </w:r>
+    </w:p>
+    <w:tbl>
+      <w:tblPr>
+        <w:tblStyle w:val="TableGrid"/>
+        <w:tblW w:type="auto" w:w="0"/>
+        <w:jc w:val="center"/>
+        <w:tblLayout w:type="fixed"/>
+        <w:tblLook w:firstColumn="1" w:firstRow="1" w:lastColumn="0" w:lastRow="0" w:noHBand="0" w:noVBand="1" w:val="04A0"/>
+      </w:tblPr>
+      <w:tblGrid>
+        <w:gridCol w:w="1337"/>
+        <w:gridCol w:w="1337"/>
+        <w:gridCol w:w="1337"/>
+        <w:gridCol w:w="1337"/>
+        <w:gridCol w:w="1337"/>
+        <w:gridCol w:w="1337"/>
+        <w:gridCol w:w="1337"/>
+      </w:tblGrid>
+      <w:tr>
+        <w:tc>
+          <w:tcPr>
+            <w:tcW w:type="dxa" w:w="646"/>
+          </w:tcPr>
+          <w:p>
+            <w:pPr>
+              <w:spacing w:after="0" w:line="240" w:lineRule="auto"/>
+            </w:pPr>
+            <w:r/>
+            <w:r>
+              <w:rPr>
+                <w:b/>
+              </w:rPr>
+              <w:t>n</w:t>
+            </w:r>
+          </w:p>
+        </w:tc>
+        <w:tc>
+          <w:tcPr>
+            <w:tcW w:type="dxa" w:w="2098"/>
+          </w:tcPr>
+          <w:p>
+            <w:pPr>
+              <w:spacing w:after="0" w:line="240" w:lineRule="auto"/>
+            </w:pPr>
+            <w:r/>
+            <w:r>
+              <w:rPr>
+                <w:b/>
+              </w:rPr>
+              <w:t>Bonferroni</w:t>
+            </w:r>
+          </w:p>
+        </w:tc>
+        <w:tc>
+          <w:tcPr>
+            <w:tcW w:type="dxa" w:w="1452"/>
+          </w:tcPr>
+          <w:p>
+            <w:pPr>
+              <w:spacing w:after="0" w:line="240" w:lineRule="auto"/>
+            </w:pPr>
+            <w:r/>
+            <m:oMath>
+              <m:r>
+                <m:t>ρ</m:t>
+              </m:r>
+            </m:oMath>
+            <w:r>
+              <w:rPr>
+                <w:b/>
+              </w:rPr>
+              <w:t xml:space="preserve"> = −0.999</w:t>
+            </w:r>
+          </w:p>
+        </w:tc>
+        <w:tc>
+          <w:tcPr>
+            <w:tcW w:type="dxa" w:w="1291"/>
+          </w:tcPr>
+          <w:p>
+            <w:pPr>
+              <w:spacing w:after="0" w:line="240" w:lineRule="auto"/>
+            </w:pPr>
+            <w:r/>
+            <w:r>
+              <w:rPr>
+                <w:b/>
+              </w:rPr>
+              <w:t>−0.99</w:t>
+            </w:r>
+          </w:p>
+        </w:tc>
+        <w:tc>
+          <w:tcPr>
+            <w:tcW w:type="dxa" w:w="1291"/>
+          </w:tcPr>
+          <w:p>
+            <w:pPr>
+              <w:spacing w:after="0" w:line="240" w:lineRule="auto"/>
+            </w:pPr>
+            <w:r/>
+            <w:r>
+              <w:rPr>
+                <w:b/>
+              </w:rPr>
+              <w:t>−0.9</w:t>
+            </w:r>
+          </w:p>
+        </w:tc>
+        <w:tc>
+          <w:tcPr>
+            <w:tcW w:type="dxa" w:w="1291"/>
+          </w:tcPr>
+          <w:p>
+            <w:pPr>
+              <w:spacing w:after="0" w:line="240" w:lineRule="auto"/>
+            </w:pPr>
+            <w:r/>
+            <w:r>
+              <w:rPr>
+                <w:b/>
+              </w:rPr>
+              <w:t>−0.5</w:t>
+            </w:r>
+          </w:p>
+        </w:tc>
+        <w:tc>
+          <w:tcPr>
+            <w:tcW w:type="dxa" w:w="1291"/>
+          </w:tcPr>
+          <w:p>
+            <w:pPr>
+              <w:spacing w:after="0" w:line="240" w:lineRule="auto"/>
+            </w:pPr>
+            <w:r/>
+            <w:r>
+              <w:rPr>
+                <w:b/>
+              </w:rPr>
+              <w:t>0</w:t>
+            </w:r>
+          </w:p>
+        </w:tc>
+      </w:tr>
+      <w:tr>
+        <w:tc>
+          <w:tcPr>
+            <w:tcW w:type="dxa" w:w="646"/>
+          </w:tcPr>
+          <w:p>
+            <w:pPr>
+              <w:spacing w:after="0" w:line="240" w:lineRule="auto"/>
+            </w:pPr>
+            <w:r/>
+            <w:r>
+              <w:rPr/>
+              <w:t>12</w:t>
+            </w:r>
+          </w:p>
+        </w:tc>
+        <w:tc>
+          <w:tcPr>
+            <w:tcW w:type="dxa" w:w="2098"/>
+          </w:tcPr>
+          <w:p>
+            <w:pPr>
+              <w:spacing w:after="0" w:line="240" w:lineRule="auto"/>
+            </w:pPr>
+            <w:r/>
+            <w:r>
+              <w:rPr/>
+              <w:t>2.593093</w:t>
+            </w:r>
+          </w:p>
+        </w:tc>
+        <w:tc>
+          <w:tcPr>
+            <w:tcW w:type="dxa" w:w="1452"/>
+          </w:tcPr>
+          <w:p>
+            <w:pPr>
+              <w:spacing w:after="0" w:line="240" w:lineRule="auto"/>
+            </w:pPr>
+            <w:r/>
+            <w:r>
+              <w:rPr/>
+              <w:t>2.593093</w:t>
+            </w:r>
+          </w:p>
+        </w:tc>
+        <w:tc>
+          <w:tcPr>
+            <w:tcW w:type="dxa" w:w="1291"/>
+          </w:tcPr>
+          <w:p>
+            <w:pPr>
+              <w:spacing w:after="0" w:line="240" w:lineRule="auto"/>
+            </w:pPr>
+            <w:r/>
+            <w:r>
+              <w:rPr/>
+              <w:t>2.593093</w:t>
+            </w:r>
+          </w:p>
+        </w:tc>
+        <w:tc>
+          <w:tcPr>
+            <w:tcW w:type="dxa" w:w="1291"/>
+          </w:tcPr>
+          <w:p>
+            <w:pPr>
+              <w:spacing w:after="0" w:line="240" w:lineRule="auto"/>
+            </w:pPr>
+            <w:r/>
+            <w:r>
+              <w:rPr/>
+              <w:t>2.593093</w:t>
+            </w:r>
+          </w:p>
+        </w:tc>
+        <w:tc>
+          <w:tcPr>
+            <w:tcW w:type="dxa" w:w="1291"/>
+          </w:tcPr>
+          <w:p>
+            <w:pPr>
+              <w:spacing w:after="0" w:line="240" w:lineRule="auto"/>
+            </w:pPr>
+            <w:r/>
+            <w:r>
+              <w:rPr/>
+              <w:t>2.593012</w:t>
+            </w:r>
+          </w:p>
+        </w:tc>
+        <w:tc>
+          <w:tcPr>
+            <w:tcW w:type="dxa" w:w="1291"/>
+          </w:tcPr>
+          <w:p>
+            <w:pPr>
+              <w:spacing w:after="0" w:line="240" w:lineRule="auto"/>
+            </w:pPr>
+            <w:r/>
+            <w:r>
+              <w:rPr/>
+              <w:t>2.589554</w:t>
+            </w:r>
+          </w:p>
+        </w:tc>
+      </w:tr>
+      <w:tr>
+        <w:tc>
+          <w:tcPr>
+            <w:tcW w:type="dxa" w:w="646"/>
+          </w:tcPr>
+          <w:p>
+            <w:pPr>
+              <w:spacing w:after="0" w:line="240" w:lineRule="auto"/>
+            </w:pPr>
+            <w:r/>
+            <w:r>
+              <w:rPr/>
+              <w:t>36</w:t>
+            </w:r>
+          </w:p>
+        </w:tc>
+        <w:tc>
+          <w:tcPr>
+            <w:tcW w:type="dxa" w:w="2098"/>
+          </w:tcPr>
+          <w:p>
+            <w:pPr>
+              <w:spacing w:after="0" w:line="240" w:lineRule="auto"/>
+            </w:pPr>
+            <w:r/>
+            <w:r>
+              <w:rPr/>
+              <w:t>2.341969</w:t>
+            </w:r>
+          </w:p>
+        </w:tc>
+        <w:tc>
+          <w:tcPr>
+            <w:tcW w:type="dxa" w:w="1452"/>
+          </w:tcPr>
+          <w:p>
+            <w:pPr>
+              <w:spacing w:after="0" w:line="240" w:lineRule="auto"/>
+            </w:pPr>
+            <w:r/>
+            <w:r>
+              <w:rPr/>
+              <w:t>2.341969</w:t>
+            </w:r>
+          </w:p>
+        </w:tc>
+        <w:tc>
+          <w:tcPr>
+            <w:tcW w:type="dxa" w:w="1291"/>
+          </w:tcPr>
+          <w:p>
+            <w:pPr>
+              <w:spacing w:after="0" w:line="240" w:lineRule="auto"/>
+            </w:pPr>
+            <w:r/>
+            <w:r>
+              <w:rPr/>
+              <w:t>2.341969</w:t>
+            </w:r>
+          </w:p>
+        </w:tc>
+        <w:tc>
+          <w:tcPr>
+            <w:tcW w:type="dxa" w:w="1291"/>
+          </w:tcPr>
+          <w:p>
+            <w:pPr>
+              <w:spacing w:after="0" w:line="240" w:lineRule="auto"/>
+            </w:pPr>
+            <w:r/>
+            <w:r>
+              <w:rPr/>
+              <w:t>2.341969</w:t>
+            </w:r>
+          </w:p>
+        </w:tc>
+        <w:tc>
+          <w:tcPr>
+            <w:tcW w:type="dxa" w:w="1291"/>
+          </w:tcPr>
+          <w:p>
+            <w:pPr>
+              <w:spacing w:after="0" w:line="240" w:lineRule="auto"/>
+            </w:pPr>
+            <w:r/>
+            <w:r>
+              <w:rPr/>
+              <w:t>2.341953</w:t>
+            </w:r>
+          </w:p>
+        </w:tc>
+        <w:tc>
+          <w:tcPr>
+            <w:tcW w:type="dxa" w:w="1291"/>
+          </w:tcPr>
+          <w:p>
+            <w:pPr>
+              <w:spacing w:after="0" w:line="240" w:lineRule="auto"/>
+            </w:pPr>
+            <w:r/>
+            <w:r>
+              <w:rPr/>
+              <w:t>2.339232</w:t>
+            </w:r>
+          </w:p>
+        </w:tc>
+      </w:tr>
+    </w:tbl>
+    <w:p>
+      <w:pPr>
+        <w:spacing w:after="80"/>
+      </w:pPr>
+    </w:p>
+    <w:p>
+      <w:r>
+        <w:rPr/>
+        <w:t xml:space="preserve">From </w:t>
+      </w:r>
+      <m:oMath>
+        <m:r>
+          <m:t>ρ</m:t>
+        </m:r>
+      </m:oMath>
+      <w:r>
+        <w:rPr/>
+        <w:t xml:space="preserve"> = −0.9 to the boundary, the exact critical value equals Bonferroni's within the evaluator's error. At strongly negative correlation the two statistics almost never exceed a constant of that size together, so the union bound of (29) is nearly an equality. The same near-disjointness is consistent with Table 7, where at </w:t>
+      </w:r>
+      <m:oMath>
+        <m:r>
+          <m:t>ρ</m:t>
+        </m:r>
+      </m:oMath>
+      <w:r>
+        <w:rPr/>
+        <w:t xml:space="preserve"> = −0.9 the error rate of the multivariate-t constant is exact to the printed precision.</w:t>
+      </w:r>
+    </w:p>
+    <w:p>
+      <w:r>
+        <w:rPr/>
+        <w:t xml:space="preserve">Steps 2 and 3 also show why Šidák's question (Section 8.7) is posed for the two-sided problem. For one-sided statistics the independence product is not a valid bound at every correlation: its critical value at twelve dates, 2.589554, gives a family-wise error rate of 2(1 − √0.975) = 0.025158 at </w:t>
+      </w:r>
+      <m:oMath>
+        <m:r>
+          <m:t>ρ</m:t>
+        </m:r>
+      </m:oMath>
+      <w:r>
+        <w:rPr/>
+        <w:t xml:space="preserve"> = −1, above 0.025. In the two-sided problem the two statistics at </w:t>
+      </w:r>
+      <m:oMath>
+        <m:r>
+          <m:t>ρ</m:t>
+        </m:r>
+      </m:oMath>
+      <w:r>
+        <w:rPr/>
+        <w:t xml:space="preserve"> = −1 have equal absolute values, so that case gives no counterexample there, and the question remains Open.</w:t>
+      </w:r>
+    </w:p>
+    <w:p>
+      <w:r>
+        <w:rPr/>
+        <w:t xml:space="preserve">For a desk, the theorem fixes what a correlation-free guarantee costs at two candidates. A fixed critical value that is valid whatever the correlation can be no lower than Bonferroni's, so the cost that Table 10 attributes to Bonferroni, 0.07 percentage points at </w:t>
+      </w:r>
+      <m:oMath>
+        <m:r>
+          <m:t>ρ</m:t>
+        </m:r>
+      </m:oMath>
+      <w:r>
+        <w:rPr/>
+        <w:t xml:space="preserve"> = 0 and 0.71 at </w:t>
+      </w:r>
+      <m:oMath>
+        <m:r>
+          <m:t>ρ</m:t>
+        </m:r>
+      </m:oMath>
+      <w:r>
+        <w:rPr/>
+        <w:t xml:space="preserve"> = 0.45 at 36 dates, is the full cost of such a guarantee. A desk can do better only by restricting the correlation in advance or by using the data. A restriction helps only if it excludes low correlations. If the desk declares </w:t>
+      </w:r>
+      <m:oMath>
+        <m:r>
+          <m:t>ρ</m:t>
+        </m:r>
+      </m:oMath>
+      <w:r>
+        <w:rPr/>
+        <w:t xml:space="preserve"> ≥ 0, the largest critical value on Table 6's grid is the one at </w:t>
+      </w:r>
+      <m:oMath>
+        <m:r>
+          <m:t>ρ</m:t>
+        </m:r>
+      </m:oMath>
+      <w:r>
+        <w:rPr/>
+        <w:t xml:space="preserve"> = 0, 2.589554 at twelve dates, which is 0.0035 below Bonferroni's. Whether </w:t>
+      </w:r>
+      <m:oMath>
+        <m:sSup>
+          <m:e>
+            <m:r>
+              <m:t>c</m:t>
+            </m:r>
+          </m:e>
+          <m:sup>
+            <m:r>
+              <m:t>*</m:t>
+            </m:r>
+          </m:sup>
+        </m:sSup>
+        <m:r>
+          <m:t>(ρ)</m:t>
+        </m:r>
+      </m:oMath>
+      <w:r>
+        <w:rPr/>
+        <w:t xml:space="preserve"> is monotone between grid points is not established, so this comparison is a measurement on the grid. A large saving appears only for near-duplicate candidates: at twelve dates, </w:t>
+      </w:r>
+      <m:oMath>
+        <m:sSup>
+          <m:e>
+            <m:r>
+              <m:t>c</m:t>
+            </m:r>
+          </m:e>
+          <m:sup>
+            <m:r>
+              <m:t>*</m:t>
+            </m:r>
+          </m:sup>
+        </m:sSup>
+        <m:r>
+          <m:t>(0.95)</m:t>
+        </m:r>
+      </m:oMath>
+      <w:r>
+        <w:rPr/>
+        <w:t xml:space="preserve"> is 2.365750.</w:t>
+      </w:r>
+    </w:p>
+    <w:p>
+      <w:r>
+        <w:rPr/>
+        <w:t xml:space="preserve">Rules that choose their constant from the data lie outside the theorem. The plug-in rule of Section 8.5 sets its constant after estimating </w:t>
+      </w:r>
+      <m:oMath>
+        <m:r>
+          <m:t>ρ</m:t>
+        </m:r>
+      </m:oMath>
+      <w:r>
+        <w:rPr/>
+        <w:t>, and Section 8.9 certifies a calibrated version of it over a declared range of correlations. Nor does the theorem extend directly to more candidates. Step 2 holds for any K, so Bonferroni is valid at every correlation matrix. Step 3 has no direct analogue at K ≥ 3, because no correlation matrix makes three statistics pairwise antithetic: three variables with pairwise correlation −1 would have a sum with negative variance. Whether a fixed constant below Bonferroni's is valid at every correlation matrix when K ≥ 3 is not established.</w:t>
+      </w:r>
+    </w:p>
+    <w:p>
+      <w:pPr>
+        <w:pStyle w:val="Heading2"/>
+      </w:pPr>
+      <w:r>
+        <w:t>8.9 A certified calibrated rule at two candidates</w:t>
+      </w:r>
+    </w:p>
+    <w:p>
+      <w:r>
+        <w:rPr/>
+        <w:t xml:space="preserve">Section 8.8 leaves one way to beat Bonferroni at two candidates without declaring the correlation in advance: let the data choose the critical value. The plug-in rule of Section 8.5 does this, but its guarantee is a measurement, and a measurement with a standard error of about 1% of </w:t>
+      </w:r>
+      <m:oMath>
+        <m:r>
+          <m:t>α</m:t>
+        </m:r>
+      </m:oMath>
+      <w:r>
+        <w:rPr/>
+        <w:t xml:space="preserve"> cannot exclude a smaller excess. This section builds the calibrated version of the plug-in rule, in the manner of paper 1's calibrated rule, and certifies that its family-wise error rate is at most </w:t>
+      </w:r>
+      <m:oMath>
+        <m:r>
+          <m:t>α</m:t>
+        </m:r>
+      </m:oMath>
+      <w:r>
+        <w:rPr/>
+        <w:t xml:space="preserve"> at every correlation in a declared range. It then measures what the guarantee costs in power.</w:t>
+      </w:r>
+    </w:p>
+    <w:p>
+      <w:r>
+        <w:rPr/>
+        <w:t xml:space="preserve">The rule replaces the plug-in rule's interpolated critical value by a table that a desk can hold. The desk computes the sample correlation r̂ of the two difference series and finds its bin. The 81 bin edges </w:t>
+      </w:r>
+      <m:oMath>
+        <m:sSub>
+          <m:e>
+            <m:r>
+              <m:t>r</m:t>
+            </m:r>
+          </m:e>
+          <m:sub>
+            <m:r>
+              <m:t>0</m:t>
+            </m:r>
+          </m:sub>
+        </m:sSub>
+      </m:oMath>
+      <w:r>
+        <w:rPr/>
+        <w:t xml:space="preserve"> &lt; </w:t>
+      </w:r>
+      <m:oMath>
+        <m:sSub>
+          <m:e>
+            <m:r>
+              <m:t>r</m:t>
+            </m:r>
+          </m:e>
+          <m:sub>
+            <m:r>
+              <m:t>1</m:t>
+            </m:r>
+          </m:sub>
+        </m:sSub>
+      </m:oMath>
+      <w:r>
+        <w:rPr/>
+        <w:t xml:space="preserve"> &lt; … &lt; </w:t>
+      </w:r>
+      <m:oMath>
+        <m:sSub>
+          <m:e>
+            <m:r>
+              <m:t>r</m:t>
+            </m:r>
+          </m:e>
+          <m:sub>
+            <m:r>
+              <m:t>80</m:t>
+            </m:r>
+          </m:sub>
+        </m:sSub>
+      </m:oMath>
+      <w:r>
+        <w:rPr/>
+        <w:t xml:space="preserve"> are equally spaced in Fisher's z from −0.999 to 0.999 and rounded to six decimals, which gives 82 bins. In the lowest bin, r̂ ≤ </w:t>
+      </w:r>
+      <m:oMath>
+        <m:sSub>
+          <m:e>
+            <m:r>
+              <m:t>r</m:t>
+            </m:r>
+          </m:e>
+          <m:sub>
+            <m:r>
+              <m:t>0</m:t>
+            </m:r>
+          </m:sub>
+        </m:sSub>
+      </m:oMath>
+      <w:r>
+        <w:rPr/>
+        <w:t xml:space="preserve">, the critical value is Bonferroni's at an internal level a. In each higher bin it is the exact own-denominator critical value </w:t>
+      </w:r>
+      <m:oMath>
+        <m:sSup>
+          <m:e>
+            <m:r>
+              <m:t>c</m:t>
+            </m:r>
+          </m:e>
+          <m:sup>
+            <m:r>
+              <m:t>*</m:t>
+            </m:r>
+          </m:sup>
+        </m:sSup>
+        <m:r>
+          <m:t>(r;a,n)</m:t>
+        </m:r>
+      </m:oMath>
+      <w:r>
+        <w:rPr/>
+        <w:t xml:space="preserve"> of Section 8.3, evaluated at the bin's lower edge and rounded up to six decimals. Because </w:t>
+      </w:r>
+      <m:oMath>
+        <m:sSup>
+          <m:e>
+            <m:r>
+              <m:t>c</m:t>
+            </m:r>
+          </m:e>
+          <m:sup>
+            <m:r>
+              <m:t>*</m:t>
+            </m:r>
+          </m:sup>
+        </m:sSup>
+      </m:oMath>
+      <w:r>
+        <w:rPr/>
+        <w:t xml:space="preserve"> falls as the correlation rises (Table 6), the critical values fall from bin to bin, and the table enforces this with a running minimum. Writing </w:t>
+      </w:r>
+      <m:oMath>
+        <m:sSub>
+          <m:e>
+            <m:r>
+              <m:t>c</m:t>
+            </m:r>
+          </m:e>
+          <m:sub>
+            <m:r>
+              <m:t>j</m:t>
+            </m:r>
+          </m:sub>
+        </m:sSub>
+      </m:oMath>
+      <w:r>
+        <w:rPr/>
+        <w:t xml:space="preserve"> for the critical value of bin j, with </w:t>
+      </w:r>
+      <m:oMath>
+        <m:sSub>
+          <m:e>
+            <m:r>
+              <m:t>r</m:t>
+            </m:r>
+          </m:e>
+          <m:sub>
+            <m:r>
+              <m:t>−1</m:t>
+            </m:r>
+          </m:sub>
+        </m:sSub>
+        <m:r>
+          <m:t>=−1</m:t>
+        </m:r>
+      </m:oMath>
+      <w:r>
+        <w:rPr/>
+        <w:t xml:space="preserve"> and </w:t>
+      </w:r>
+      <m:oMath>
+        <m:sSub>
+          <m:e>
+            <m:r>
+              <m:t>r</m:t>
+            </m:r>
+          </m:e>
+          <m:sub>
+            <m:r>
+              <m:t>81</m:t>
+            </m:r>
+          </m:sub>
+        </m:sSub>
+        <m:r>
+          <m:t>=1</m:t>
+        </m:r>
+      </m:oMath>
+      <w:r>
+        <w:rPr/>
+        <w:t>, the rule rejects candidate i when</w:t>
+      </w:r>
+    </w:p>
+    <w:p>
+      <w:pPr>
+        <w:tabs>
+          <w:tab w:pos="4608" w:val="center"/>
+          <w:tab w:pos="9216" w:val="right"/>
+        </w:tabs>
+        <w:spacing w:before="180" w:after="180"/>
+      </w:pPr>
+      <w:r>
+        <w:tab/>
+      </w:r>
+      <m:oMath>
+        <m:d>
+          <m:dPr>
+            <m:begChr m:val=""/>
+            <m:sepChr m:val=""/>
+            <m:endChr m:val="]"/>
+          </m:dPr>
+          <m:e>
+            <m:sSub>
+              <m:e>
+                <m:r>
+                  <m:t>t</m:t>
+                </m:r>
+              </m:e>
+              <m:sub>
+                <m:r>
+                  <m:t>i</m:t>
+                </m:r>
+              </m:sub>
+            </m:sSub>
+            <m:r>
+              <m:t>&gt;</m:t>
+            </m:r>
+            <m:r>
+              <m:t>c</m:t>
+            </m:r>
+            <m:r>
+              <m:t>(</m:t>
+            </m:r>
+            <m:acc>
+              <m:accPr>
+                <m:chr m:val="̂"/>
+              </m:accPr>
+              <m:e>
+                <m:r>
+                  <m:t>r</m:t>
+                </m:r>
+              </m:e>
+            </m:acc>
+            <m:r>
+              <m:t>)</m:t>
+            </m:r>
+            <m:r>
+              <m:t>,</m:t>
+            </m:r>
+            <m:r>
+              <m:rPr>
+                <m:nor/>
+              </m:rPr>
+              <m:t>  </m:t>
+            </m:r>
+            <m:r>
+              <m:t>c</m:t>
+            </m:r>
+            <m:r>
+              <m:t>(</m:t>
+            </m:r>
+            <m:acc>
+              <m:accPr>
+                <m:chr m:val="̂"/>
+              </m:accPr>
+              <m:e>
+                <m:r>
+                  <m:t>r</m:t>
+                </m:r>
+              </m:e>
+            </m:acc>
+            <m:r>
+              <m:t>)</m:t>
+            </m:r>
+            <m:r>
+              <m:t>=</m:t>
+            </m:r>
+            <m:sSub>
+              <m:e>
+                <m:r>
+                  <m:t>c</m:t>
+                </m:r>
+              </m:e>
+              <m:sub>
+                <m:r>
+                  <m:t>j</m:t>
+                </m:r>
+              </m:sub>
+            </m:sSub>
+            <m:r>
+              <m:rPr>
+                <m:nor/>
+              </m:rPr>
+              <m:t> </m:t>
+            </m:r>
+            <m:r>
+              <m:rPr>
+                <m:nor/>
+              </m:rPr>
+              <m:t> for </m:t>
+            </m:r>
+            <m:acc>
+              <m:accPr>
+                <m:chr m:val="̂"/>
+              </m:accPr>
+              <m:e>
+                <m:r>
+                  <m:t>r</m:t>
+                </m:r>
+              </m:e>
+            </m:acc>
+            <m:r>
+              <m:t>∈</m:t>
+            </m:r>
+            <m:r>
+              <m:t>(</m:t>
+            </m:r>
+            <m:sSub>
+              <m:e>
+                <m:r>
+                  <m:t>r</m:t>
+                </m:r>
+              </m:e>
+              <m:sub>
+                <m:r>
+                  <m:t>j−1</m:t>
+                </m:r>
+              </m:sub>
+            </m:sSub>
+            <m:r>
+              <m:t>,</m:t>
+            </m:r>
+            <m:sSub>
+              <m:e>
+                <m:r>
+                  <m:t>r</m:t>
+                </m:r>
+              </m:e>
+              <m:sub>
+                <m:r>
+                  <m:t>j</m:t>
+                </m:r>
+              </m:sub>
+            </m:sSub>
+          </m:e>
+        </m:d>
+      </m:oMath>
+      <w:r>
+        <w:tab/>
+        <w:t>(30)</w:t>
+      </w:r>
+    </w:p>
+    <w:p>
+      <w:r>
+        <w:rPr/>
+        <w:t xml:space="preserve">The internal level a plays the part it plays in paper 1. It is set below </w:t>
+      </w:r>
+      <m:oMath>
+        <m:r>
+          <m:t>α</m:t>
+        </m:r>
+      </m:oMath>
+      <w:r>
+        <w:rPr/>
+        <w:t xml:space="preserve"> by the amount the rule needs to keep the level at every correlation in the declared range D = [−0.99, 0.99], and it is fixed before any data are seen. The full tables are in the deposits listed in Appendix A.</w:t>
+      </w:r>
+    </w:p>
+    <w:p>
+      <w:r>
+        <w:rPr/>
+        <w:t xml:space="preserve">How much calibration is needed can be computed rather than simulated. The evaluator of Section 8.3, extended to the table (Tested), shows that the table built at a = </w:t>
+      </w:r>
+      <m:oMath>
+        <m:r>
+          <m:t>α</m:t>
+        </m:r>
+      </m:oMath>
+      <w:r>
+        <w:rPr/>
+        <w:t xml:space="preserve"> exceeds </w:t>
+      </w:r>
+      <m:oMath>
+        <m:r>
+          <m:t>α</m:t>
+        </m:r>
+      </m:oMath>
+      <w:r>
+        <w:rPr/>
+        <w:t xml:space="preserve"> by at most 0.69% at twelve dates, near </w:t>
+      </w:r>
+      <m:oMath>
+        <m:r>
+          <m:t>ρ</m:t>
+        </m:r>
+      </m:oMath>
+      <w:r>
+        <w:rPr/>
+        <w:t xml:space="preserve"> = 0.19, and by 0.10% at thirty-six dates, near </w:t>
+      </w:r>
+      <m:oMath>
+        <m:r>
+          <m:t>ρ</m:t>
+        </m:r>
+      </m:oMath>
+      <w:r>
+        <w:rPr/>
+        <w:t xml:space="preserve"> = 0. Section 8.5's simulation could not resolve excesses of that size. The internal levels that bring the computed rate to </w:t>
+      </w:r>
+      <m:oMath>
+        <m:r>
+          <m:t>α</m:t>
+        </m:r>
+      </m:oMath>
+      <w:r>
+        <w:rPr/>
+        <w:t xml:space="preserve"> are 0.9930</w:t>
+      </w:r>
+      <m:oMath>
+        <m:r>
+          <m:t>α</m:t>
+        </m:r>
+      </m:oMath>
+      <w:r>
+        <w:rPr/>
+        <w:t xml:space="preserve"> and 0.9988</w:t>
+      </w:r>
+      <m:oMath>
+        <m:r>
+          <m:t>α</m:t>
+        </m:r>
+      </m:oMath>
+      <w:r>
+        <w:rPr/>
+        <w:t>. A certificate needs slightly lower levels, because its bounds lie above the true rate.</w:t>
+      </w:r>
+    </w:p>
+    <w:p>
+      <w:r>
+        <w:rPr>
+          <w:b/>
+        </w:rPr>
+        <w:t>Result 9</w:t>
+      </w:r>
+      <w:r>
+        <w:rPr/>
+        <w:t xml:space="preserve"> (Certified). For the table rule (30), </w:t>
+      </w:r>
+      <m:oMath>
+        <m:sSub>
+          <m:e>
+            <m:r>
+              <m:rPr>
+                <m:sty m:val="p"/>
+              </m:rPr>
+              <m:t>FWER</m:t>
+            </m:r>
+          </m:e>
+          <m:sub>
+            <m:r>
+              <m:t>ρ</m:t>
+            </m:r>
+          </m:sub>
+        </m:sSub>
+        <m:r>
+          <m:t>≤1/40</m:t>
+        </m:r>
+      </m:oMath>
+      <w:r>
+        <w:rPr/>
+        <w:t xml:space="preserve"> for every </w:t>
+      </w:r>
+      <m:oMath>
+        <m:r>
+          <m:t>ρ</m:t>
+        </m:r>
+      </m:oMath>
+      <w:r>
+        <w:rPr/>
+        <w:t xml:space="preserve"> ∈ [−0.99, 0.99], at n = 12 with internal level a = 0.0247 and at n = 36 with a = 0.02468.</w:t>
+      </w:r>
+    </w:p>
+    <w:p>
+      <w:r>
+        <w:rPr/>
+        <w:t xml:space="preserve">The goal is a bound on the family-wise error rate at a continuum of correlations. The obstacle is accuracy. The rate is a three-dimensional integral over the variance diagonal and the sample correlation, with a bivariate normal probability inside and a critical value that jumps at every bin edge. Where the calibration binds, the certified rule's true rate sits about 1.3 × 10⁻⁴ below </w:t>
+      </w:r>
+      <m:oMath>
+        <m:r>
+          <m:t>α</m:t>
+        </m:r>
+      </m:oMath>
+      <w:r>
+        <w:rPr/>
+        <w:t xml:space="preserve">, about 0.5% of its value. Bounds on cells are first-order in the cell size, and in development runs even the joint term of Step 1, a sixteenth of the rate at </w:t>
+      </w:r>
+      <m:oMath>
+        <m:r>
+          <m:t>ρ</m:t>
+        </m:r>
+      </m:oMath>
+      <w:r>
+        <w:rPr/>
+        <w:t xml:space="preserve"> = 0.5, still carried slack of 8 × 10⁻⁵ after seven million cells. An enclosure of the whole rate to the accuracy needed is out of reach. The proof avoids the problem by bounding only a small part of the rate in three dimensions.</w:t>
+      </w:r>
+    </w:p>
+    <w:p>
+      <w:r>
+        <w:rPr/>
+        <w:t xml:space="preserve">Step 1: split the rate. The two candidates are exchangeable: swapping them leaves the law of the data, and of r̂, unchanged. The two rejection events therefore have the same probability, </w:t>
+      </w:r>
+      <m:oMath>
+        <m:sSub>
+          <m:e>
+            <m:r>
+              <m:t>P</m:t>
+            </m:r>
+          </m:e>
+          <m:sub>
+            <m:r>
+              <m:t>1</m:t>
+            </m:r>
+          </m:sub>
+        </m:sSub>
+      </m:oMath>
+      <w:r>
+        <w:rPr/>
+        <w:t>, and</w:t>
+      </w:r>
+    </w:p>
+    <w:p>
+      <w:pPr>
+        <w:tabs>
+          <w:tab w:pos="4608" w:val="center"/>
+          <w:tab w:pos="9216" w:val="right"/>
+        </w:tabs>
+        <w:spacing w:before="180" w:after="180"/>
+      </w:pPr>
+      <w:r>
+        <w:tab/>
+      </w:r>
+      <m:oMath>
+        <m:sSub>
+          <m:e>
+            <m:r>
+              <m:rPr>
+                <m:sty m:val="p"/>
+              </m:rPr>
+              <m:t>FWER</m:t>
+            </m:r>
+          </m:e>
+          <m:sub>
+            <m:r>
+              <m:t>ρ</m:t>
+            </m:r>
+          </m:sub>
+        </m:sSub>
+        <m:r>
+          <m:t>=</m:t>
+        </m:r>
+        <m:sSub>
+          <m:e>
+            <m:r>
+              <m:t>P</m:t>
+            </m:r>
+          </m:e>
+          <m:sub>
+            <m:r>
+              <m:t>ρ</m:t>
+            </m:r>
+          </m:sub>
+        </m:sSub>
+        <m:r>
+          <m:t>(</m:t>
+        </m:r>
+        <m:sSub>
+          <m:e>
+            <m:r>
+              <m:t>t</m:t>
+            </m:r>
+          </m:e>
+          <m:sub>
+            <m:r>
+              <m:t>1</m:t>
+            </m:r>
+          </m:sub>
+        </m:sSub>
+        <m:r>
+          <m:t>&gt;c(</m:t>
+        </m:r>
+        <m:acc>
+          <m:accPr>
+            <m:chr m:val="̂"/>
+          </m:accPr>
+          <m:e>
+            <m:r>
+              <m:t>r</m:t>
+            </m:r>
+          </m:e>
+        </m:acc>
+        <m:r>
+          <m:t>)</m:t>
+        </m:r>
+        <m:r>
+          <m:rPr>
+            <m:nor/>
+          </m:rPr>
+          <m:t> or </m:t>
+        </m:r>
+        <m:sSub>
+          <m:e>
+            <m:r>
+              <m:t>t</m:t>
+            </m:r>
+          </m:e>
+          <m:sub>
+            <m:r>
+              <m:t>2</m:t>
+            </m:r>
+          </m:sub>
+        </m:sSub>
+        <m:r>
+          <m:t>&gt;c(</m:t>
+        </m:r>
+        <m:acc>
+          <m:accPr>
+            <m:chr m:val="̂"/>
+          </m:accPr>
+          <m:e>
+            <m:r>
+              <m:t>r</m:t>
+            </m:r>
+          </m:e>
+        </m:acc>
+        <m:r>
+          <m:t>))=2</m:t>
+        </m:r>
+        <m:sSub>
+          <m:e>
+            <m:r>
+              <m:t>P</m:t>
+            </m:r>
+          </m:e>
+          <m:sub>
+            <m:r>
+              <m:t>1</m:t>
+            </m:r>
+          </m:sub>
+        </m:sSub>
+        <m:r>
+          <m:t>−</m:t>
+        </m:r>
+        <m:sSub>
+          <m:e>
+            <m:r>
+              <m:t>P</m:t>
+            </m:r>
+          </m:e>
+          <m:sub>
+            <m:r>
+              <m:t>12</m:t>
+            </m:r>
+          </m:sub>
+        </m:sSub>
+      </m:oMath>
+      <w:r>
+        <w:tab/>
+        <w:t>(31)</w:t>
+      </w:r>
+    </w:p>
+    <w:p>
+      <w:r>
+        <w:rPr/>
+        <w:t xml:space="preserve">where </w:t>
+      </w:r>
+      <m:oMath>
+        <m:sSub>
+          <m:e>
+            <m:r>
+              <m:t>P</m:t>
+            </m:r>
+          </m:e>
+          <m:sub>
+            <m:r>
+              <m:t>12</m:t>
+            </m:r>
+          </m:sub>
+        </m:sSub>
+      </m:oMath>
+      <w:r>
+        <w:rPr/>
+        <w:t xml:space="preserve"> is the probability that both candidates are rejected. Equivalently, FWER = </w:t>
+      </w:r>
+      <m:oMath>
+        <m:sSub>
+          <m:e>
+            <m:r>
+              <m:t>P</m:t>
+            </m:r>
+          </m:e>
+          <m:sub>
+            <m:r>
+              <m:t>1</m:t>
+            </m:r>
+          </m:sub>
+        </m:sSub>
+      </m:oMath>
+      <w:r>
+        <w:rPr/>
+        <w:t xml:space="preserve"> + Q with Q = P(</w:t>
+      </w:r>
+      <m:oMath>
+        <m:sSub>
+          <m:e>
+            <m:r>
+              <m:t>t</m:t>
+            </m:r>
+          </m:e>
+          <m:sub>
+            <m:r>
+              <m:t>1</m:t>
+            </m:r>
+          </m:sub>
+        </m:sSub>
+      </m:oMath>
+      <w:r>
+        <w:rPr/>
+        <w:t xml:space="preserve"> ≤ c(r̂) &lt; </w:t>
+      </w:r>
+      <m:oMath>
+        <m:sSub>
+          <m:e>
+            <m:r>
+              <m:t>t</m:t>
+            </m:r>
+          </m:e>
+          <m:sub>
+            <m:r>
+              <m:t>2</m:t>
+            </m:r>
+          </m:sub>
+        </m:sSub>
+      </m:oMath>
+      <w:r>
+        <w:rPr/>
+        <w:t xml:space="preserve">). The split matters because the joint term is small where accuracy is needed. Near </w:t>
+      </w:r>
+      <m:oMath>
+        <m:r>
+          <m:t>ρ</m:t>
+        </m:r>
+      </m:oMath>
+      <w:r>
+        <w:rPr/>
+        <w:t xml:space="preserve"> = 0.2, where the calibration binds at twelve dates, </w:t>
+      </w:r>
+      <m:oMath>
+        <m:sSub>
+          <m:e>
+            <m:r>
+              <m:t>P</m:t>
+            </m:r>
+          </m:e>
+          <m:sub>
+            <m:r>
+              <m:t>12</m:t>
+            </m:r>
+          </m:sub>
+        </m:sSub>
+      </m:oMath>
+      <w:r>
+        <w:rPr/>
+        <w:t xml:space="preserve"> is 4.2 × 10⁻⁴, so a bound on it that is 20% loose costs less than 10⁻⁴. </w:t>
+      </w:r>
+      <m:oMath>
+        <m:sSub>
+          <m:e>
+            <m:r>
+              <m:t>P</m:t>
+            </m:r>
+          </m:e>
+          <m:sub>
+            <m:r>
+              <m:t>12</m:t>
+            </m:r>
+          </m:sub>
+        </m:sSub>
+      </m:oMath>
+      <w:r>
+        <w:rPr/>
+        <w:t xml:space="preserve"> is large only at high correlation, where Q is small and the rule's rate is well below </w:t>
+      </w:r>
+      <m:oMath>
+        <m:r>
+          <m:t>α</m:t>
+        </m:r>
+      </m:oMath>
+      <w:r>
+        <w:rPr/>
+        <w:t xml:space="preserve">: 0.02380 at </w:t>
+      </w:r>
+      <m:oMath>
+        <m:r>
+          <m:t>ρ</m:t>
+        </m:r>
+      </m:oMath>
+      <w:r>
+        <w:rPr/>
+        <w:t xml:space="preserve"> = 0.9.</w:t>
+      </w:r>
+    </w:p>
+    <w:p>
+      <w:r>
+        <w:rPr/>
+        <w:t xml:space="preserve">Step 2: one candidate's rate is two-dimensional and rises with </w:t>
+      </w:r>
+      <m:oMath>
+        <m:r>
+          <m:t>ρ</m:t>
+        </m:r>
+      </m:oMath>
+      <w:r>
+        <w:rPr/>
+        <w:t xml:space="preserve">. In the Bartlett coordinates of Section 8.3, let x² be the first series' sum of squares, a chi-square variable on </w:t>
+      </w:r>
+      <m:oMath>
+        <m:r>
+          <m:t>ν</m:t>
+        </m:r>
+      </m:oMath>
+      <w:r>
+        <w:rPr/>
+        <w:t xml:space="preserve"> degrees of freedom. Given x, r̂ is an increasing function of a noncentral t variable on </w:t>
+      </w:r>
+      <m:oMath>
+        <m:r>
+          <m:t>ν</m:t>
+        </m:r>
+      </m:oMath>
+      <w:r>
+        <w:rPr/>
+        <w:t xml:space="preserve"> − 1 degrees of freedom with noncentrality ρx/s, where s = √(1 − </w:t>
+      </w:r>
+      <m:oMath>
+        <m:r>
+          <m:t>ρ</m:t>
+        </m:r>
+      </m:oMath>
+      <w:r>
+        <w:rPr/>
+        <w:t xml:space="preserve">²). The noncentrality rises with </w:t>
+      </w:r>
+      <m:oMath>
+        <m:r>
+          <m:t>ρ</m:t>
+        </m:r>
+      </m:oMath>
+      <w:r>
+        <w:rPr/>
+        <w:t xml:space="preserve">, so the tail </w:t>
+      </w:r>
+      <m:oMath>
+        <m:sSub>
+          <m:e>
+            <m:r>
+              <m:t>U</m:t>
+            </m:r>
+          </m:e>
+          <m:sub>
+            <m:r>
+              <m:t>j</m:t>
+            </m:r>
+          </m:sub>
+        </m:sSub>
+        <m:r>
+          <m:t>(x;ρ)=P(</m:t>
+        </m:r>
+        <m:acc>
+          <m:accPr>
+            <m:chr m:val="̂"/>
+          </m:accPr>
+          <m:e>
+            <m:r>
+              <m:t>r</m:t>
+            </m:r>
+          </m:e>
+        </m:acc>
+        <m:r>
+          <m:t>&gt;</m:t>
+        </m:r>
+        <m:sSub>
+          <m:e>
+            <m:r>
+              <m:t>r</m:t>
+            </m:r>
+          </m:e>
+          <m:sub>
+            <m:r>
+              <m:t>j−1</m:t>
+            </m:r>
+          </m:sub>
+        </m:sSub>
+        <m:r>
+          <m:t>∣x)</m:t>
+        </m:r>
+      </m:oMath>
+      <w:r>
+        <w:rPr/>
+        <w:t xml:space="preserve"> is nondecreasing in </w:t>
+      </w:r>
+      <m:oMath>
+        <m:r>
+          <m:t>ρ</m:t>
+        </m:r>
+      </m:oMath>
+      <w:r>
+        <w:rPr/>
+        <w:t xml:space="preserve">. Let </w:t>
+      </w:r>
+      <m:oMath>
+        <m:sSub>
+          <m:e>
+            <m:r>
+              <m:t>g</m:t>
+            </m:r>
+          </m:e>
+          <m:sub>
+            <m:r>
+              <m:t>j</m:t>
+            </m:r>
+          </m:sub>
+        </m:sSub>
+        <m:r>
+          <m:t>(x)=P(Z&gt;</m:t>
+        </m:r>
+        <m:sSub>
+          <m:e>
+            <m:r>
+              <m:t>c</m:t>
+            </m:r>
+          </m:e>
+          <m:sub>
+            <m:r>
+              <m:t>j</m:t>
+            </m:r>
+          </m:sub>
+        </m:sSub>
+        <m:r>
+          <m:t>x/</m:t>
+        </m:r>
+        <m:rad>
+          <m:radPr>
+            <m:degHide m:val="on"/>
+          </m:radPr>
+          <m:deg/>
+          <m:e>
+            <m:r>
+              <m:t>ν</m:t>
+            </m:r>
+          </m:e>
+        </m:rad>
+        <m:r>
+          <m:t>)</m:t>
+        </m:r>
+      </m:oMath>
+      <w:r>
+        <w:rPr/>
+        <w:t xml:space="preserve"> be the probability that candidate 1 is rejected given x and that r̂ falls in bin j. Summation by parts over the bins gives</w:t>
+      </w:r>
+    </w:p>
+    <w:p>
+      <w:pPr>
+        <w:tabs>
+          <w:tab w:pos="4608" w:val="center"/>
+          <w:tab w:pos="9216" w:val="right"/>
+        </w:tabs>
+        <w:spacing w:before="180" w:after="180"/>
+      </w:pPr>
+      <w:r>
+        <w:tab/>
+      </w:r>
+      <m:oMath>
+        <m:sSub>
+          <m:e>
+            <m:r>
+              <m:t>P</m:t>
+            </m:r>
+          </m:e>
+          <m:sub>
+            <m:r>
+              <m:t>1</m:t>
+            </m:r>
+          </m:sub>
+        </m:sSub>
+        <m:r>
+          <m:t>(ρ)=</m:t>
+        </m:r>
+        <m:sSub>
+          <m:e>
+            <m:r>
+              <m:t>E</m:t>
+            </m:r>
+          </m:e>
+          <m:sub>
+            <m:r>
+              <m:t>x</m:t>
+            </m:r>
+          </m:sub>
+        </m:sSub>
+        <m:r>
+          <m:t>[</m:t>
+        </m:r>
+        <m:r>
+          <m:rPr>
+            <m:nor/>
+          </m:rPr>
+          <m:t> </m:t>
+        </m:r>
+        <m:sSub>
+          <m:e>
+            <m:r>
+              <m:t>g</m:t>
+            </m:r>
+          </m:e>
+          <m:sub>
+            <m:r>
+              <m:t>0</m:t>
+            </m:r>
+          </m:sub>
+        </m:sSub>
+        <m:r>
+          <m:t>(x)+</m:t>
+        </m:r>
+        <m:nary>
+          <m:naryPr>
+            <m:chr m:val="∑"/>
+            <m:limLoc m:val="subSup"/>
+            <m:grow m:val="1"/>
+            <m:subHide m:val="off"/>
+            <m:supHide m:val="on"/>
+          </m:naryPr>
+          <m:sub>
+            <m:r>
+              <m:t>j≥1</m:t>
+            </m:r>
+          </m:sub>
+          <m:sup/>
+          <m:e>
+            <m:r>
+              <m:t>(</m:t>
+            </m:r>
+          </m:e>
+        </m:nary>
+        <m:sSub>
+          <m:e>
+            <m:r>
+              <m:t>g</m:t>
+            </m:r>
+          </m:e>
+          <m:sub>
+            <m:r>
+              <m:t>j</m:t>
+            </m:r>
+          </m:sub>
+        </m:sSub>
+        <m:r>
+          <m:t>(x)−</m:t>
+        </m:r>
+        <m:sSub>
+          <m:e>
+            <m:r>
+              <m:t>g</m:t>
+            </m:r>
+          </m:e>
+          <m:sub>
+            <m:r>
+              <m:t>j−1</m:t>
+            </m:r>
+          </m:sub>
+        </m:sSub>
+        <m:r>
+          <m:t>(x))</m:t>
+        </m:r>
+        <m:r>
+          <m:rPr>
+            <m:nor/>
+          </m:rPr>
+          <m:t> </m:t>
+        </m:r>
+        <m:sSub>
+          <m:e>
+            <m:r>
+              <m:t>U</m:t>
+            </m:r>
+          </m:e>
+          <m:sub>
+            <m:r>
+              <m:t>j</m:t>
+            </m:r>
+          </m:sub>
+        </m:sSub>
+        <m:r>
+          <m:t>(x;ρ)]</m:t>
+        </m:r>
+      </m:oMath>
+      <w:r>
+        <w:tab/>
+        <w:t>(32)</w:t>
+      </w:r>
+    </w:p>
+    <w:p>
+      <w:r>
+        <w:rPr/>
+        <w:t xml:space="preserve">Every increment </w:t>
+      </w:r>
+      <m:oMath>
+        <m:sSub>
+          <m:e>
+            <m:r>
+              <m:t>g</m:t>
+            </m:r>
+          </m:e>
+          <m:sub>
+            <m:r>
+              <m:t>j</m:t>
+            </m:r>
+          </m:sub>
+        </m:sSub>
+        <m:r>
+          <m:t>−</m:t>
+        </m:r>
+        <m:sSub>
+          <m:e>
+            <m:r>
+              <m:t>g</m:t>
+            </m:r>
+          </m:e>
+          <m:sub>
+            <m:r>
+              <m:t>j−1</m:t>
+            </m:r>
+          </m:sub>
+        </m:sSub>
+      </m:oMath>
+      <w:r>
+        <w:rPr/>
+        <w:t xml:space="preserve"> is non-negative, because the critical values fall from bin to bin. So </w:t>
+      </w:r>
+      <m:oMath>
+        <m:sSub>
+          <m:e>
+            <m:r>
+              <m:t>P</m:t>
+            </m:r>
+          </m:e>
+          <m:sub>
+            <m:r>
+              <m:t>1</m:t>
+            </m:r>
+          </m:sub>
+        </m:sSub>
+      </m:oMath>
+      <w:r>
+        <w:rPr/>
+        <w:t xml:space="preserve"> is nondecreasing in </w:t>
+      </w:r>
+      <m:oMath>
+        <m:r>
+          <m:t>ρ</m:t>
+        </m:r>
+      </m:oMath>
+      <w:r>
+        <w:rPr/>
+        <w:t xml:space="preserve">, and on any interval of correlations its largest value is its value at the upper end. This removes the cost of bounding </w:t>
+      </w:r>
+      <m:oMath>
+        <m:sSub>
+          <m:e>
+            <m:r>
+              <m:t>P</m:t>
+            </m:r>
+          </m:e>
+          <m:sub>
+            <m:r>
+              <m:t>1</m:t>
+            </m:r>
+          </m:sub>
+        </m:sSub>
+      </m:oMath>
+      <w:r>
+        <w:rPr/>
+        <w:t xml:space="preserve"> over an interval. </w:t>
+      </w:r>
+      <m:oMath>
+        <m:sSub>
+          <m:e>
+            <m:r>
+              <m:t>P</m:t>
+            </m:r>
+          </m:e>
+          <m:sub>
+            <m:r>
+              <m:t>1</m:t>
+            </m:r>
+          </m:sub>
+        </m:sSub>
+      </m:oMath>
+      <w:r>
+        <w:rPr/>
+        <w:t xml:space="preserve"> itself is a two-dimensional integral, over x and the second chi-square inside </w:t>
+      </w:r>
+      <m:oMath>
+        <m:sSub>
+          <m:e>
+            <m:r>
+              <m:t>U</m:t>
+            </m:r>
+          </m:e>
+          <m:sub>
+            <m:r>
+              <m:t>j</m:t>
+            </m:r>
+          </m:sub>
+        </m:sSub>
+      </m:oMath>
+      <w:r>
+        <w:rPr/>
+        <w:t>, of functions that are monotone in each variable. A certified Riemann sum on fine cells bounds it to within 2 × 10⁻⁵ to 3 × 10⁻⁵, about 0.2% of its value.</w:t>
+      </w:r>
+    </w:p>
+    <w:p>
+      <w:r>
+        <w:rPr/>
+        <w:t xml:space="preserve">Step 3: the joint term is enclosed on cells. </w:t>
+      </w:r>
+      <m:oMath>
+        <m:sSub>
+          <m:e>
+            <m:r>
+              <m:t>P</m:t>
+            </m:r>
+          </m:e>
+          <m:sub>
+            <m:r>
+              <m:t>12</m:t>
+            </m:r>
+          </m:sub>
+        </m:sSub>
+      </m:oMath>
+      <w:r>
+        <w:rPr/>
+        <w:t xml:space="preserve"> and Q are bounded on three-dimensional cells of the Bartlett coordinates. The probability of a cell is an exact difference of chi-square and normal distribution functions. On a cell, interval arithmetic bounds the two variances and the range of bins that r̂ can reach, and so the range of critical values. The bivariate normal probability is then bounded at the extreme corner of that range, using its monotonicity in both thresholds and in the correlation of the two normal numerators. Cells are split where the gap between a cell's upper and lower bounds is largest, until the interval is certified.</w:t>
+      </w:r>
+    </w:p>
+    <w:p>
+      <w:r>
+        <w:rPr/>
+        <w:t>Step 4: assemble. The range D is cut into 1,764 intervals of equal width 0.003 in Fisher's z. On each interval the bound is the smaller of 2</w:t>
+      </w:r>
+      <m:oMath>
+        <m:sSub>
+          <m:e>
+            <m:r>
+              <m:t>P</m:t>
+            </m:r>
+          </m:e>
+          <m:sub>
+            <m:r>
+              <m:t>1</m:t>
+            </m:r>
+          </m:sub>
+        </m:sSub>
+      </m:oMath>
+      <w:r>
+        <w:rPr/>
+        <w:t xml:space="preserve"> at the upper end minus the lower bound on </w:t>
+      </w:r>
+      <m:oMath>
+        <m:sSub>
+          <m:e>
+            <m:r>
+              <m:t>P</m:t>
+            </m:r>
+          </m:e>
+          <m:sub>
+            <m:r>
+              <m:t>12</m:t>
+            </m:r>
+          </m:sub>
+        </m:sSub>
+      </m:oMath>
+      <w:r>
+        <w:rPr/>
+        <w:t xml:space="preserve">, and </w:t>
+      </w:r>
+      <m:oMath>
+        <m:sSub>
+          <m:e>
+            <m:r>
+              <m:t>P</m:t>
+            </m:r>
+          </m:e>
+          <m:sub>
+            <m:r>
+              <m:t>1</m:t>
+            </m:r>
+          </m:sub>
+        </m:sSub>
+      </m:oMath>
+      <w:r>
+        <w:rPr/>
+        <w:t xml:space="preserve"> at the upper end plus the upper bound on Q. Where 2</w:t>
+      </w:r>
+      <m:oMath>
+        <m:sSub>
+          <m:e>
+            <m:r>
+              <m:t>P</m:t>
+            </m:r>
+          </m:e>
+          <m:sub>
+            <m:r>
+              <m:t>1</m:t>
+            </m:r>
+          </m:sub>
+        </m:sSub>
+      </m:oMath>
+      <w:r>
+        <w:rPr/>
+        <w:t xml:space="preserve"> alone is below </w:t>
+      </w:r>
+      <m:oMath>
+        <m:r>
+          <m:t>α</m:t>
+        </m:r>
+      </m:oMath>
+      <w:r>
+        <w:rPr/>
+        <w:t>, no joint term is needed. An interval that is not certified is bisected, up to a declared depth.</w:t>
+      </w:r>
+    </w:p>
+    <w:p>
+      <w:r>
+        <w:rPr/>
+        <w:t xml:space="preserve">Steps 1 and 2 carry the argument. The identity (31), the summation by parts behind (32) and the monotonicity that follows from it are proved in Lean; the monotonicity of the noncentral t tails in </w:t>
+      </w:r>
+      <m:oMath>
+        <m:r>
+          <m:t>ρ</m:t>
+        </m:r>
+      </m:oMath>
+      <w:r>
+        <w:rPr/>
+        <w:t xml:space="preserve"> is proved on paper and enters the Lean statement as a hypothesis, as the Student t marginal does for Theorem 8. Steps 3 and 4 are computation. Every transcendental value in it is an Arb ball, from the ball-arithmetic library of Section 5, stored with outward rounding. The remaining arithmetic is double-precision addition, multiplication, division and square root, which IEEE 754 rounds correctly; every value passed to a table is padded outward by a relative 10⁻¹⁰, far more than the rounding of the few operations that produce it.</w:t>
+      </w:r>
+    </w:p>
+    <w:p>
+      <w:pPr>
+        <w:keepNext/>
+        <w:spacing w:after="80"/>
+        <w:jc w:val="center"/>
+      </w:pPr>
+      <w:r>
+        <w:rPr>
+          <w:i/>
+          <w:color w:val="444444"/>
+          <w:sz w:val="18"/>
+        </w:rPr>
+        <w:t xml:space="preserve">Table 12. The certificate of Result 9. Intervals are counted by the bound that settled them: </w:t>
+      </w:r>
+      <m:oMath>
+        <m:sSub>
+          <m:e>
+            <m:r>
+              <m:t>P</m:t>
+            </m:r>
+          </m:e>
+          <m:sub>
+            <m:r>
+              <m:t>1</m:t>
+            </m:r>
+          </m:sub>
+        </m:sSub>
+      </m:oMath>
+      <w:r>
+        <w:rPr>
+          <w:i/>
+          <w:color w:val="444444"/>
+          <w:sz w:val="18"/>
+        </w:rPr>
+        <w:t xml:space="preserve"> alone, </w:t>
+      </w:r>
+      <m:oMath>
+        <m:sSub>
+          <m:e>
+            <m:r>
+              <m:t>P</m:t>
+            </m:r>
+          </m:e>
+          <m:sub>
+            <m:r>
+              <m:t>1</m:t>
+            </m:r>
+          </m:sub>
+        </m:sSub>
+      </m:oMath>
+      <w:r>
+        <w:rPr>
+          <w:i/>
+          <w:color w:val="444444"/>
+          <w:sz w:val="18"/>
+        </w:rPr>
+        <w:t xml:space="preserve"> with the lower bound on </w:t>
+      </w:r>
+      <m:oMath>
+        <m:sSub>
+          <m:e>
+            <m:r>
+              <m:t>P</m:t>
+            </m:r>
+          </m:e>
+          <m:sub>
+            <m:r>
+              <m:t>12</m:t>
+            </m:r>
+          </m:sub>
+        </m:sSub>
+      </m:oMath>
+      <w:r>
+        <w:rPr>
+          <w:i/>
+          <w:color w:val="444444"/>
+          <w:sz w:val="18"/>
+        </w:rPr>
+        <w:t xml:space="preserve">, or </w:t>
+      </w:r>
+      <m:oMath>
+        <m:sSub>
+          <m:e>
+            <m:r>
+              <m:t>P</m:t>
+            </m:r>
+          </m:e>
+          <m:sub>
+            <m:r>
+              <m:t>1</m:t>
+            </m:r>
+          </m:sub>
+        </m:sSub>
+      </m:oMath>
+      <w:r>
+        <w:rPr>
+          <w:i/>
+          <w:color w:val="444444"/>
+          <w:sz w:val="18"/>
+        </w:rPr>
+        <w:t xml:space="preserve"> with the upper bound on Q. Certified.</w:t>
+      </w:r>
+    </w:p>
+    <w:tbl>
+      <w:tblPr>
+        <w:tblStyle w:val="TableGrid"/>
+        <w:tblW w:type="auto" w:w="0"/>
+        <w:jc w:val="center"/>
+        <w:tblLayout w:type="fixed"/>
+        <w:tblLook w:firstColumn="1" w:firstRow="1" w:lastColumn="0" w:lastRow="0" w:noHBand="0" w:noVBand="1" w:val="04A0"/>
+      </w:tblPr>
+      <w:tblGrid>
+        <w:gridCol w:w="1337"/>
+        <w:gridCol w:w="1337"/>
+        <w:gridCol w:w="1337"/>
+        <w:gridCol w:w="1337"/>
+        <w:gridCol w:w="1337"/>
+        <w:gridCol w:w="1337"/>
+        <w:gridCol w:w="1337"/>
+      </w:tblGrid>
+      <w:tr>
+        <w:tc>
+          <w:tcPr>
+            <w:tcW w:type="dxa" w:w="681"/>
+          </w:tcPr>
+          <w:p>
+            <w:pPr>
+              <w:spacing w:after="0" w:line="240" w:lineRule="auto"/>
+            </w:pPr>
+            <w:r/>
+            <w:r>
+              <w:rPr>
+                <w:b/>
+              </w:rPr>
+              <w:t>n</w:t>
+            </w:r>
+          </w:p>
+        </w:tc>
+        <w:tc>
+          <w:tcPr>
+            <w:tcW w:type="dxa" w:w="1872"/>
+          </w:tcPr>
+          <w:p>
+            <w:pPr>
+              <w:spacing w:after="0" w:line="240" w:lineRule="auto"/>
+            </w:pPr>
+            <w:r/>
+            <w:r>
+              <w:rPr>
+                <w:b/>
+              </w:rPr>
+              <w:t>Internal level a</w:t>
+            </w:r>
+          </w:p>
+        </w:tc>
+        <w:tc>
+          <w:tcPr>
+            <w:tcW w:type="dxa" w:w="1361"/>
+          </w:tcPr>
+          <w:p>
+            <w:pPr>
+              <w:spacing w:after="0" w:line="240" w:lineRule="auto"/>
+            </w:pPr>
+            <w:r/>
+            <m:oMath>
+              <m:sSub>
+                <m:e>
+                  <m:r>
+                    <m:t>P</m:t>
+                  </m:r>
+                </m:e>
+                <m:sub>
+                  <m:r>
+                    <m:t>1</m:t>
+                  </m:r>
+                </m:sub>
+              </m:sSub>
+            </m:oMath>
+            <w:r>
+              <w:rPr>
+                <w:b/>
+              </w:rPr>
+              <w:t xml:space="preserve"> alone</w:t>
+            </w:r>
+          </w:p>
+        </w:tc>
+        <w:tc>
+          <w:tcPr>
+            <w:tcW w:type="dxa" w:w="1191"/>
+          </w:tcPr>
+          <w:p>
+            <w:pPr>
+              <w:spacing w:after="0" w:line="240" w:lineRule="auto"/>
+            </w:pPr>
+            <w:r/>
+            <w:r>
+              <w:rPr>
+                <w:b/>
+              </w:rPr>
+              <w:t xml:space="preserve">With </w:t>
+            </w:r>
+            <m:oMath>
+              <m:sSub>
+                <m:e>
+                  <m:r>
+                    <m:t>P</m:t>
+                  </m:r>
+                </m:e>
+                <m:sub>
+                  <m:r>
+                    <m:t>12</m:t>
+                  </m:r>
+                </m:sub>
+              </m:sSub>
+            </m:oMath>
+          </w:p>
+        </w:tc>
+        <w:tc>
+          <w:tcPr>
+            <w:tcW w:type="dxa" w:w="1191"/>
+          </w:tcPr>
+          <w:p>
+            <w:pPr>
+              <w:spacing w:after="0" w:line="240" w:lineRule="auto"/>
+            </w:pPr>
+            <w:r/>
+            <w:r>
+              <w:rPr>
+                <w:b/>
+              </w:rPr>
+              <w:t>With Q</w:t>
+            </w:r>
+          </w:p>
+        </w:tc>
+        <w:tc>
+          <w:tcPr>
+            <w:tcW w:type="dxa" w:w="1702"/>
+          </w:tcPr>
+          <w:p>
+            <w:pPr>
+              <w:spacing w:after="0" w:line="240" w:lineRule="auto"/>
+            </w:pPr>
+            <w:r/>
+            <w:r>
+              <w:rPr>
+                <w:b/>
+              </w:rPr>
+              <w:t>Largest bound</w:t>
+            </w:r>
+          </w:p>
+        </w:tc>
+        <w:tc>
+          <w:tcPr>
+            <w:tcW w:type="dxa" w:w="1361"/>
+          </w:tcPr>
+          <w:p>
+            <w:pPr>
+              <w:spacing w:after="0" w:line="240" w:lineRule="auto"/>
+            </w:pPr>
+            <w:r/>
+            <w:r>
+              <w:rPr>
+                <w:b/>
+              </w:rPr>
+              <w:t>Where</w:t>
+            </w:r>
+          </w:p>
+        </w:tc>
+      </w:tr>
+      <w:tr>
+        <w:tc>
+          <w:tcPr>
+            <w:tcW w:type="dxa" w:w="681"/>
+          </w:tcPr>
+          <w:p>
+            <w:pPr>
+              <w:spacing w:after="0" w:line="240" w:lineRule="auto"/>
+            </w:pPr>
+            <w:r/>
+            <w:r>
+              <w:rPr/>
+              <w:t>12</w:t>
+            </w:r>
+          </w:p>
+        </w:tc>
+        <w:tc>
+          <w:tcPr>
+            <w:tcW w:type="dxa" w:w="1872"/>
+          </w:tcPr>
+          <w:p>
+            <w:pPr>
+              <w:spacing w:after="0" w:line="240" w:lineRule="auto"/>
+            </w:pPr>
+            <w:r/>
+            <w:r>
+              <w:rPr/>
+              <w:t>0.0247</w:t>
+            </w:r>
+          </w:p>
+        </w:tc>
+        <w:tc>
+          <w:tcPr>
+            <w:tcW w:type="dxa" w:w="1361"/>
+          </w:tcPr>
+          <w:p>
+            <w:pPr>
+              <w:spacing w:after="0" w:line="240" w:lineRule="auto"/>
+            </w:pPr>
+            <w:r/>
+            <w:r>
+              <w:rPr/>
+              <w:t>860</w:t>
+            </w:r>
+          </w:p>
+        </w:tc>
+        <w:tc>
+          <w:tcPr>
+            <w:tcW w:type="dxa" w:w="1191"/>
+          </w:tcPr>
+          <w:p>
+            <w:pPr>
+              <w:spacing w:after="0" w:line="240" w:lineRule="auto"/>
+            </w:pPr>
+            <w:r/>
+            <w:r>
+              <w:rPr/>
+              <w:t>388</w:t>
+            </w:r>
+          </w:p>
+        </w:tc>
+        <w:tc>
+          <w:tcPr>
+            <w:tcW w:type="dxa" w:w="1191"/>
+          </w:tcPr>
+          <w:p>
+            <w:pPr>
+              <w:spacing w:after="0" w:line="240" w:lineRule="auto"/>
+            </w:pPr>
+            <w:r/>
+            <w:r>
+              <w:rPr/>
+              <w:t>516</w:t>
+            </w:r>
+          </w:p>
+        </w:tc>
+        <w:tc>
+          <w:tcPr>
+            <w:tcW w:type="dxa" w:w="1702"/>
+          </w:tcPr>
+          <w:p>
+            <w:pPr>
+              <w:spacing w:after="0" w:line="240" w:lineRule="auto"/>
+            </w:pPr>
+            <w:r/>
+            <w:r>
+              <w:rPr/>
+              <w:t>0.0249999</w:t>
+            </w:r>
+          </w:p>
+        </w:tc>
+        <w:tc>
+          <w:tcPr>
+            <w:tcW w:type="dxa" w:w="1361"/>
+          </w:tcPr>
+          <w:p>
+            <w:pPr>
+              <w:spacing w:after="0" w:line="240" w:lineRule="auto"/>
+            </w:pPr>
+            <w:r/>
+            <m:oMath>
+              <m:r>
+                <m:t>ρ</m:t>
+              </m:r>
+            </m:oMath>
+            <w:r>
+              <w:rPr/>
+              <w:t xml:space="preserve"> ≈ 0.20</w:t>
+            </w:r>
+          </w:p>
+        </w:tc>
+      </w:tr>
+      <w:tr>
+        <w:tc>
+          <w:tcPr>
+            <w:tcW w:type="dxa" w:w="681"/>
+          </w:tcPr>
+          <w:p>
+            <w:pPr>
+              <w:spacing w:after="0" w:line="240" w:lineRule="auto"/>
+            </w:pPr>
+            <w:r/>
+            <w:r>
+              <w:rPr/>
+              <w:t>36</w:t>
+            </w:r>
+          </w:p>
+        </w:tc>
+        <w:tc>
+          <w:tcPr>
+            <w:tcW w:type="dxa" w:w="1872"/>
+          </w:tcPr>
+          <w:p>
+            <w:pPr>
+              <w:spacing w:after="0" w:line="240" w:lineRule="auto"/>
+            </w:pPr>
+            <w:r/>
+            <w:r>
+              <w:rPr/>
+              <w:t>0.02468</w:t>
+            </w:r>
+          </w:p>
+        </w:tc>
+        <w:tc>
+          <w:tcPr>
+            <w:tcW w:type="dxa" w:w="1361"/>
+          </w:tcPr>
+          <w:p>
+            <w:pPr>
+              <w:spacing w:after="0" w:line="240" w:lineRule="auto"/>
+            </w:pPr>
+            <w:r/>
+            <w:r>
+              <w:rPr/>
+              <w:t>915</w:t>
+            </w:r>
+          </w:p>
+        </w:tc>
+        <w:tc>
+          <w:tcPr>
+            <w:tcW w:type="dxa" w:w="1191"/>
+          </w:tcPr>
+          <w:p>
+            <w:pPr>
+              <w:spacing w:after="0" w:line="240" w:lineRule="auto"/>
+            </w:pPr>
+            <w:r/>
+            <w:r>
+              <w:rPr/>
+              <w:t>333</w:t>
+            </w:r>
+          </w:p>
+        </w:tc>
+        <w:tc>
+          <w:tcPr>
+            <w:tcW w:type="dxa" w:w="1191"/>
+          </w:tcPr>
+          <w:p>
+            <w:pPr>
+              <w:spacing w:after="0" w:line="240" w:lineRule="auto"/>
+            </w:pPr>
+            <w:r/>
+            <w:r>
+              <w:rPr/>
+              <w:t>516</w:t>
+            </w:r>
+          </w:p>
+        </w:tc>
+        <w:tc>
+          <w:tcPr>
+            <w:tcW w:type="dxa" w:w="1702"/>
+          </w:tcPr>
+          <w:p>
+            <w:pPr>
+              <w:spacing w:after="0" w:line="240" w:lineRule="auto"/>
+            </w:pPr>
+            <w:r/>
+            <w:r>
+              <w:rPr/>
+              <w:t>0.0249999</w:t>
+            </w:r>
+          </w:p>
+        </w:tc>
+        <w:tc>
+          <w:tcPr>
+            <w:tcW w:type="dxa" w:w="1361"/>
+          </w:tcPr>
+          <w:p>
+            <w:pPr>
+              <w:spacing w:after="0" w:line="240" w:lineRule="auto"/>
+            </w:pPr>
+            <w:r/>
+            <m:oMath>
+              <m:r>
+                <m:t>ρ</m:t>
+              </m:r>
+            </m:oMath>
+            <w:r>
+              <w:rPr/>
+              <w:t xml:space="preserve"> ≈ 0.96</w:t>
+            </w:r>
+          </w:p>
+        </w:tc>
+      </w:tr>
+    </w:tbl>
+    <w:p>
+      <w:pPr>
+        <w:spacing w:after="80"/>
+      </w:pPr>
+    </w:p>
+    <w:p>
+      <w:r>
+        <w:rPr/>
+        <w:t xml:space="preserve">The largest bounds sit just below </w:t>
+      </w:r>
+      <m:oMath>
+        <m:r>
+          <m:t>α</m:t>
+        </m:r>
+      </m:oMath>
+      <w:r>
+        <w:rPr/>
+        <w:t xml:space="preserve"> by construction. Refinement stops as soon as an interval is certified, so they describe the stopping rule, not the rule's error rate.</w:t>
+      </w:r>
+    </w:p>
+    <w:p>
+      <w:r>
+        <w:rPr/>
+        <w:t>Three checks were declared before the runs. At the ends of every tenth interval, and of every bisected one, the floating-point evaluator's rate never exceeded the certified bound. A falsifier ran the same machinery on the table built at 1.03</w:t>
+      </w:r>
+      <m:oMath>
+        <m:r>
+          <m:t>α</m:t>
+        </m:r>
+      </m:oMath>
+      <w:r>
+        <w:rPr/>
+        <w:t xml:space="preserve">, whose true rate near </w:t>
+      </w:r>
+      <m:oMath>
+        <m:r>
+          <m:t>ρ</m:t>
+        </m:r>
+      </m:oMath>
+      <w:r>
+        <w:rPr/>
+        <w:t xml:space="preserve"> = 0.18 is 0.025931, on five intervals between </w:t>
+      </w:r>
+      <m:oMath>
+        <m:r>
+          <m:t>ρ</m:t>
+        </m:r>
+      </m:oMath>
+      <w:r>
+        <w:rPr/>
+        <w:t xml:space="preserve"> = 0.17 and 0.19. None of them was certified, and the bound there, 0.026002, lies 7 × 10⁻⁵ above that rule's true rate. Simulations of one million data sets of each certified rule agree with the evaluator at </w:t>
+      </w:r>
+      <m:oMath>
+        <m:r>
+          <m:t>ρ</m:t>
+        </m:r>
+      </m:oMath>
+      <w:r>
+        <w:rPr/>
+        <w:t xml:space="preserve"> = 0.19, 0.6 and 0.95, with |z| at most 1.59.</w:t>
+      </w:r>
+    </w:p>
+    <w:p>
+      <w:r>
+        <w:rPr/>
+        <w:t xml:space="preserve">The level at thirty-six dates was not the first one tried. The declared procedure started at a = 0.02488 and lowered a by 10⁻⁴ whenever an interval could not be certified, at most five times. Levels 0.02488, 0.02478 and 0.02468 failed above </w:t>
+      </w:r>
+      <m:oMath>
+        <m:r>
+          <m:t>ρ</m:t>
+        </m:r>
+      </m:oMath>
+      <w:r>
+        <w:rPr/>
+        <w:t xml:space="preserve"> ≈ 0.96, and 0.02458 was certified. The failures came from the budget of cells for the joint term, not from the rule: at a = 0.02488 the rule's rate at </w:t>
+      </w:r>
+      <m:oMath>
+        <m:r>
+          <m:t>ρ</m:t>
+        </m:r>
+      </m:oMath>
+      <w:r>
+        <w:rPr/>
+        <w:t xml:space="preserve"> = 0.96, 0.98 and 0.99 is 3.9 × 10⁻⁴ to 5.6 × 10⁻⁴ below </w:t>
+      </w:r>
+      <m:oMath>
+        <m:r>
+          <m:t>α</m:t>
+        </m:r>
+      </m:oMath>
+      <w:r>
+        <w:rPr/>
+        <w:t>. A written amendment then raised the cell budget and the depth of bisection. Under it, 0.02488 and 0.02478 still failed, by about 10⁻⁸ and 4 × 10⁻⁷, and 0.02468 was certified. Raising a numerical budget after a failure does not weaken the result, since each interval's bound is valid whatever budget produced it. The level, which is what the desk deploys, followed the declared steps.</w:t>
+      </w:r>
+    </w:p>
+    <w:p>
+      <w:r>
+        <w:rPr/>
+        <w:t xml:space="preserve">Table 13 shows what the guarantee buys, at the edge where the oracle rule, which knows </w:t>
+      </w:r>
+      <m:oMath>
+        <m:r>
+          <m:t>ρ</m:t>
+        </m:r>
+      </m:oMath>
+      <w:r>
+        <w:rPr/>
+        <w:t>, has 80% power on one candidate. The powers are computed with the evaluator, not simulated.</w:t>
+      </w:r>
+    </w:p>
+    <w:p>
+      <w:pPr>
+        <w:keepNext/>
+        <w:spacing w:after="80"/>
+        <w:jc w:val="center"/>
+      </w:pPr>
+      <w:r>
+        <w:rPr>
+          <w:i/>
+          <w:color w:val="444444"/>
+          <w:sz w:val="18"/>
+        </w:rPr>
+        <w:t>Table 13. Power of the certified rule at the oracle's 80% edge, and its gain over Bonferroni in percentage points. Computed with the evaluator of Section 8.3 (Tested).</w:t>
+      </w:r>
+    </w:p>
+    <w:tbl>
+      <w:tblPr>
+        <w:tblStyle w:val="TableGrid"/>
+        <w:tblW w:type="auto" w:w="0"/>
+        <w:jc w:val="center"/>
+        <w:tblLayout w:type="fixed"/>
+        <w:tblLook w:firstColumn="1" w:firstRow="1" w:lastColumn="0" w:lastRow="0" w:noHBand="0" w:noVBand="1" w:val="04A0"/>
+      </w:tblPr>
+      <w:tblGrid>
+        <w:gridCol w:w="1337"/>
+        <w:gridCol w:w="1337"/>
+        <w:gridCol w:w="1337"/>
+        <w:gridCol w:w="1337"/>
+        <w:gridCol w:w="1337"/>
+        <w:gridCol w:w="1337"/>
+        <w:gridCol w:w="1337"/>
+      </w:tblGrid>
+      <w:tr>
+        <w:tc>
+          <w:tcPr>
+            <w:tcW w:type="dxa" w:w="1650"/>
+          </w:tcPr>
+          <w:p>
+            <w:pPr>
+              <w:spacing w:after="0" w:line="240" w:lineRule="auto"/>
+            </w:pPr>
+            <w:r/>
+          </w:p>
+        </w:tc>
+        <w:tc>
+          <w:tcPr>
+            <w:tcW w:type="dxa" w:w="1157"/>
+          </w:tcPr>
+          <w:p>
+            <w:pPr>
+              <w:spacing w:after="0" w:line="240" w:lineRule="auto"/>
+            </w:pPr>
+            <w:r/>
+            <m:oMath>
+              <m:r>
+                <m:t>ρ</m:t>
+              </m:r>
+            </m:oMath>
+            <w:r>
+              <w:rPr>
+                <w:b/>
+              </w:rPr>
+              <w:t xml:space="preserve"> = 0</w:t>
+            </w:r>
+          </w:p>
+        </w:tc>
+        <w:tc>
+          <w:tcPr>
+            <w:tcW w:type="dxa" w:w="1349"/>
+          </w:tcPr>
+          <w:p>
+            <w:pPr>
+              <w:spacing w:after="0" w:line="240" w:lineRule="auto"/>
+            </w:pPr>
+            <w:r/>
+            <w:r>
+              <w:rPr>
+                <w:b/>
+              </w:rPr>
+              <w:t>0.45</w:t>
+            </w:r>
+          </w:p>
+        </w:tc>
+        <w:tc>
+          <w:tcPr>
+            <w:tcW w:type="dxa" w:w="1349"/>
+          </w:tcPr>
+          <w:p>
+            <w:pPr>
+              <w:spacing w:after="0" w:line="240" w:lineRule="auto"/>
+            </w:pPr>
+            <w:r/>
+            <w:r>
+              <w:rPr>
+                <w:b/>
+              </w:rPr>
+              <w:t>0.75</w:t>
+            </w:r>
+          </w:p>
+        </w:tc>
+        <w:tc>
+          <w:tcPr>
+            <w:tcW w:type="dxa" w:w="1157"/>
+          </w:tcPr>
+          <w:p>
+            <w:pPr>
+              <w:spacing w:after="0" w:line="240" w:lineRule="auto"/>
+            </w:pPr>
+            <w:r/>
+            <w:r>
+              <w:rPr>
+                <w:b/>
+              </w:rPr>
+              <w:t>0.9</w:t>
+            </w:r>
+          </w:p>
+        </w:tc>
+        <w:tc>
+          <w:tcPr>
+            <w:tcW w:type="dxa" w:w="1349"/>
+          </w:tcPr>
+          <w:p>
+            <w:pPr>
+              <w:spacing w:after="0" w:line="240" w:lineRule="auto"/>
+            </w:pPr>
+            <w:r/>
+            <w:r>
+              <w:rPr>
+                <w:b/>
+              </w:rPr>
+              <w:t>0.95</w:t>
+            </w:r>
+          </w:p>
+        </w:tc>
+        <w:tc>
+          <w:tcPr>
+            <w:tcW w:type="dxa" w:w="1349"/>
+          </w:tcPr>
+          <w:p>
+            <w:pPr>
+              <w:spacing w:after="0" w:line="240" w:lineRule="auto"/>
+            </w:pPr>
+            <w:r/>
+            <w:r>
+              <w:rPr>
+                <w:b/>
+              </w:rPr>
+              <w:t>0.99</w:t>
+            </w:r>
+          </w:p>
+        </w:tc>
+      </w:tr>
+      <w:tr>
+        <w:tc>
+          <w:tcPr>
+            <w:tcW w:type="dxa" w:w="1650"/>
+          </w:tcPr>
+          <w:p>
+            <w:pPr>
+              <w:spacing w:after="0" w:line="240" w:lineRule="auto"/>
+            </w:pPr>
+            <w:r/>
+            <w:r>
+              <w:rPr/>
+              <w:t>n = 12, power</w:t>
+            </w:r>
+          </w:p>
+        </w:tc>
+        <w:tc>
+          <w:tcPr>
+            <w:tcW w:type="dxa" w:w="1157"/>
+          </w:tcPr>
+          <w:p>
+            <w:pPr>
+              <w:spacing w:after="0" w:line="240" w:lineRule="auto"/>
+            </w:pPr>
+            <w:r/>
+            <w:r>
+              <w:rPr/>
+              <w:t>0.7991</w:t>
+            </w:r>
+          </w:p>
+        </w:tc>
+        <w:tc>
+          <w:tcPr>
+            <w:tcW w:type="dxa" w:w="1349"/>
+          </w:tcPr>
+          <w:p>
+            <w:pPr>
+              <w:spacing w:after="0" w:line="240" w:lineRule="auto"/>
+            </w:pPr>
+            <w:r/>
+            <w:r>
+              <w:rPr/>
+              <w:t>0.8010</w:t>
+            </w:r>
+          </w:p>
+        </w:tc>
+        <w:tc>
+          <w:tcPr>
+            <w:tcW w:type="dxa" w:w="1349"/>
+          </w:tcPr>
+          <w:p>
+            <w:pPr>
+              <w:spacing w:after="0" w:line="240" w:lineRule="auto"/>
+            </w:pPr>
+            <w:r/>
+            <w:r>
+              <w:rPr/>
+              <w:t>0.8022</w:t>
+            </w:r>
+          </w:p>
+        </w:tc>
+        <w:tc>
+          <w:tcPr>
+            <w:tcW w:type="dxa" w:w="1157"/>
+          </w:tcPr>
+          <w:p>
+            <w:pPr>
+              <w:spacing w:after="0" w:line="240" w:lineRule="auto"/>
+            </w:pPr>
+            <w:r/>
+            <w:r>
+              <w:rPr/>
+              <w:t>0.8018</w:t>
+            </w:r>
+          </w:p>
+        </w:tc>
+        <w:tc>
+          <w:tcPr>
+            <w:tcW w:type="dxa" w:w="1349"/>
+          </w:tcPr>
+          <w:p>
+            <w:pPr>
+              <w:spacing w:after="0" w:line="240" w:lineRule="auto"/>
+            </w:pPr>
+            <w:r/>
+            <w:r>
+              <w:rPr/>
+              <w:t>0.8011</w:t>
+            </w:r>
+          </w:p>
+        </w:tc>
+        <w:tc>
+          <w:tcPr>
+            <w:tcW w:type="dxa" w:w="1349"/>
+          </w:tcPr>
+          <w:p>
+            <w:pPr>
+              <w:spacing w:after="0" w:line="240" w:lineRule="auto"/>
+            </w:pPr>
+            <w:r/>
+            <w:r>
+              <w:rPr/>
+              <w:t>0.7996</w:t>
+            </w:r>
+          </w:p>
+        </w:tc>
+      </w:tr>
+      <w:tr>
+        <w:tc>
+          <w:tcPr>
+            <w:tcW w:type="dxa" w:w="1650"/>
+          </w:tcPr>
+          <w:p>
+            <w:pPr>
+              <w:spacing w:after="0" w:line="240" w:lineRule="auto"/>
+            </w:pPr>
+            <w:r/>
+            <w:r>
+              <w:rPr/>
+              <w:t>n = 12, gain</w:t>
+            </w:r>
+          </w:p>
+        </w:tc>
+        <w:tc>
+          <w:tcPr>
+            <w:tcW w:type="dxa" w:w="1157"/>
+          </w:tcPr>
+          <w:p>
+            <w:pPr>
+              <w:spacing w:after="0" w:line="240" w:lineRule="auto"/>
+            </w:pPr>
+            <w:r/>
+            <w:r>
+              <w:rPr/>
+              <w:t>+0.01</w:t>
+            </w:r>
+          </w:p>
+        </w:tc>
+        <w:tc>
+          <w:tcPr>
+            <w:tcW w:type="dxa" w:w="1349"/>
+          </w:tcPr>
+          <w:p>
+            <w:pPr>
+              <w:spacing w:after="0" w:line="240" w:lineRule="auto"/>
+            </w:pPr>
+            <w:r/>
+            <w:r>
+              <w:rPr/>
+              <w:t>+0.82</w:t>
+            </w:r>
+          </w:p>
+        </w:tc>
+        <w:tc>
+          <w:tcPr>
+            <w:tcW w:type="dxa" w:w="1349"/>
+          </w:tcPr>
+          <w:p>
+            <w:pPr>
+              <w:spacing w:after="0" w:line="240" w:lineRule="auto"/>
+            </w:pPr>
+            <w:r/>
+            <w:r>
+              <w:rPr/>
+              <w:t>+2.62</w:t>
+            </w:r>
+          </w:p>
+        </w:tc>
+        <w:tc>
+          <w:tcPr>
+            <w:tcW w:type="dxa" w:w="1157"/>
+          </w:tcPr>
+          <w:p>
+            <w:pPr>
+              <w:spacing w:after="0" w:line="240" w:lineRule="auto"/>
+            </w:pPr>
+            <w:r/>
+            <w:r>
+              <w:rPr/>
+              <w:t>+4.94</w:t>
+            </w:r>
+          </w:p>
+        </w:tc>
+        <w:tc>
+          <w:tcPr>
+            <w:tcW w:type="dxa" w:w="1349"/>
+          </w:tcPr>
+          <w:p>
+            <w:pPr>
+              <w:spacing w:after="0" w:line="240" w:lineRule="auto"/>
+            </w:pPr>
+            <w:r/>
+            <w:r>
+              <w:rPr/>
+              <w:t>+6.49</w:t>
+            </w:r>
+          </w:p>
+        </w:tc>
+        <w:tc>
+          <w:tcPr>
+            <w:tcW w:type="dxa" w:w="1349"/>
+          </w:tcPr>
+          <w:p>
+            <w:pPr>
+              <w:spacing w:after="0" w:line="240" w:lineRule="auto"/>
+            </w:pPr>
+            <w:r/>
+            <w:r>
+              <w:rPr/>
+              <w:t>+8.98</w:t>
+            </w:r>
+          </w:p>
+        </w:tc>
+      </w:tr>
+      <w:tr>
+        <w:tc>
+          <w:tcPr>
+            <w:tcW w:type="dxa" w:w="1650"/>
+          </w:tcPr>
+          <w:p>
+            <w:pPr>
+              <w:spacing w:after="0" w:line="240" w:lineRule="auto"/>
+            </w:pPr>
+            <w:r/>
+            <w:r>
+              <w:rPr/>
+              <w:t>n = 36, power</w:t>
+            </w:r>
+          </w:p>
+        </w:tc>
+        <w:tc>
+          <w:tcPr>
+            <w:tcW w:type="dxa" w:w="1157"/>
+          </w:tcPr>
+          <w:p>
+            <w:pPr>
+              <w:spacing w:after="0" w:line="240" w:lineRule="auto"/>
+            </w:pPr>
+            <w:r/>
+            <w:r>
+              <w:rPr/>
+              <w:t>0.7985</w:t>
+            </w:r>
+          </w:p>
+        </w:tc>
+        <w:tc>
+          <w:tcPr>
+            <w:tcW w:type="dxa" w:w="1349"/>
+          </w:tcPr>
+          <w:p>
+            <w:pPr>
+              <w:spacing w:after="0" w:line="240" w:lineRule="auto"/>
+            </w:pPr>
+            <w:r/>
+            <w:r>
+              <w:rPr/>
+              <w:t>0.7985</w:t>
+            </w:r>
+          </w:p>
+        </w:tc>
+        <w:tc>
+          <w:tcPr>
+            <w:tcW w:type="dxa" w:w="1349"/>
+          </w:tcPr>
+          <w:p>
+            <w:pPr>
+              <w:spacing w:after="0" w:line="240" w:lineRule="auto"/>
+            </w:pPr>
+            <w:r/>
+            <w:r>
+              <w:rPr/>
+              <w:t>0.7983</w:t>
+            </w:r>
+          </w:p>
+        </w:tc>
+        <w:tc>
+          <w:tcPr>
+            <w:tcW w:type="dxa" w:w="1157"/>
+          </w:tcPr>
+          <w:p>
+            <w:pPr>
+              <w:spacing w:after="0" w:line="240" w:lineRule="auto"/>
+            </w:pPr>
+            <w:r/>
+            <w:r>
+              <w:rPr/>
+              <w:t>0.7981</w:t>
+            </w:r>
+          </w:p>
+        </w:tc>
+        <w:tc>
+          <w:tcPr>
+            <w:tcW w:type="dxa" w:w="1349"/>
+          </w:tcPr>
+          <w:p>
+            <w:pPr>
+              <w:spacing w:after="0" w:line="240" w:lineRule="auto"/>
+            </w:pPr>
+            <w:r/>
+            <w:r>
+              <w:rPr/>
+              <w:t>0.7981</w:t>
+            </w:r>
+          </w:p>
+        </w:tc>
+        <w:tc>
+          <w:tcPr>
+            <w:tcW w:type="dxa" w:w="1349"/>
+          </w:tcPr>
+          <w:p>
+            <w:pPr>
+              <w:spacing w:after="0" w:line="240" w:lineRule="auto"/>
+            </w:pPr>
+            <w:r/>
+            <w:r>
+              <w:rPr/>
+              <w:t>0.7982</w:t>
+            </w:r>
+          </w:p>
+        </w:tc>
+      </w:tr>
+      <w:tr>
+        <w:tc>
+          <w:tcPr>
+            <w:tcW w:type="dxa" w:w="1650"/>
+          </w:tcPr>
+          <w:p>
+            <w:pPr>
+              <w:spacing w:after="0" w:line="240" w:lineRule="auto"/>
+            </w:pPr>
+            <w:r/>
+            <w:r>
+              <w:rPr/>
+              <w:t>n = 36, gain</w:t>
+            </w:r>
+          </w:p>
+        </w:tc>
+        <w:tc>
+          <w:tcPr>
+            <w:tcW w:type="dxa" w:w="1157"/>
+          </w:tcPr>
+          <w:p>
+            <w:pPr>
+              <w:spacing w:after="0" w:line="240" w:lineRule="auto"/>
+            </w:pPr>
+            <w:r/>
+            <w:r>
+              <w:rPr/>
+              <w:t>−0.07</w:t>
+            </w:r>
+          </w:p>
+        </w:tc>
+        <w:tc>
+          <w:tcPr>
+            <w:tcW w:type="dxa" w:w="1349"/>
+          </w:tcPr>
+          <w:p>
+            <w:pPr>
+              <w:spacing w:after="0" w:line="240" w:lineRule="auto"/>
+            </w:pPr>
+            <w:r/>
+            <w:r>
+              <w:rPr/>
+              <w:t>+0.55</w:t>
+            </w:r>
+          </w:p>
+        </w:tc>
+        <w:tc>
+          <w:tcPr>
+            <w:tcW w:type="dxa" w:w="1349"/>
+          </w:tcPr>
+          <w:p>
+            <w:pPr>
+              <w:spacing w:after="0" w:line="240" w:lineRule="auto"/>
+            </w:pPr>
+            <w:r/>
+            <w:r>
+              <w:rPr/>
+              <w:t>+2.06</w:t>
+            </w:r>
+          </w:p>
+        </w:tc>
+        <w:tc>
+          <w:tcPr>
+            <w:tcW w:type="dxa" w:w="1157"/>
+          </w:tcPr>
+          <w:p>
+            <w:pPr>
+              <w:spacing w:after="0" w:line="240" w:lineRule="auto"/>
+            </w:pPr>
+            <w:r/>
+            <w:r>
+              <w:rPr/>
+              <w:t>+4.02</w:t>
+            </w:r>
+          </w:p>
+        </w:tc>
+        <w:tc>
+          <w:tcPr>
+            <w:tcW w:type="dxa" w:w="1349"/>
+          </w:tcPr>
+          <w:p>
+            <w:pPr>
+              <w:spacing w:after="0" w:line="240" w:lineRule="auto"/>
+            </w:pPr>
+            <w:r/>
+            <w:r>
+              <w:rPr/>
+              <w:t>+5.32</w:t>
+            </w:r>
+          </w:p>
+        </w:tc>
+        <w:tc>
+          <w:tcPr>
+            <w:tcW w:type="dxa" w:w="1349"/>
+          </w:tcPr>
+          <w:p>
+            <w:pPr>
+              <w:spacing w:after="0" w:line="240" w:lineRule="auto"/>
+            </w:pPr>
+            <w:r/>
+            <w:r>
+              <w:rPr/>
+              <w:t>+7.42</w:t>
+            </w:r>
+          </w:p>
+        </w:tc>
+      </w:tr>
+    </w:tbl>
+    <w:p>
+      <w:pPr>
+        <w:spacing w:after="80"/>
+      </w:pPr>
+    </w:p>
+    <w:p>
+      <w:r>
+        <w:rPr/>
+        <w:t xml:space="preserve">The certified rule is within about 0.2 points of the oracle at every correlation in the table. At twelve dates it is slightly more powerful than the oracle at moderate and high correlation. That is not a contradiction: the oracle uses the one critical value that is exact at the true correlation, while the table's critical value moves with r̂ from sample to sample. The gain over Bonferroni appears where Section 8.8 says it can. At </w:t>
+      </w:r>
+      <m:oMath>
+        <m:r>
+          <m:t>ρ</m:t>
+        </m:r>
+      </m:oMath>
+      <w:r>
+        <w:rPr/>
+        <w:t xml:space="preserve"> = 0 there is none to have, since Bonferroni is within 0.1 points of the oracle there, and at thirty-six dates the certified rule's internal level, 1.3% below </w:t>
+      </w:r>
+      <m:oMath>
+        <m:r>
+          <m:t>α</m:t>
+        </m:r>
+      </m:oMath>
+      <w:r>
+        <w:rPr/>
+        <w:t>, costs 0.07 points more than Bonferroni. For candidates correlated at 0.75 or more, the certified rule recovers 2 to 9 of the points that Bonferroni gives up.</w:t>
+      </w:r>
+    </w:p>
+    <w:p>
+      <w:r>
+        <w:rPr/>
+        <w:t>Result 9 holds for two candidates, Gaussian returns independent across dates, the two sample sizes and internal levels stated, the deposited tables and correlations in [−0.99, 0.99]. Outside that range it says nothing. Unlike the certificate of Sections 5 and 6, the computation was not repeated by an independent implementation; the consistency checks and simulations above are its cross-checks. At three or more candidates the identity (31) becomes an inclusion–exclusion over all subsets of candidates, and the correlation has K(K − 1)/2 coordinates, so the construction does not carry over without a new reduction. A calibrated rule with a guarantee at K ≥ 3 is not established.</w:t>
       </w:r>
     </w:p>
     <w:p>
@@ -17620,6 +21933,59 @@
         <w:pStyle w:val="Heading1"/>
       </w:pPr>
       <w:r>
+        <w:t>9. Serial Dependence</w:t>
+      </w:r>
+    </w:p>
+    <w:p>
+      <w:r>
+        <w:rPr/>
+        <w:t>Every exact statement in this paper assumes that returns are independent across dates. The exactness of the paired test in Section 7 rests on that assumption as much as the certificate does. Paired comparisons under serial correlation were not tested in this programme. Paper 1's route, which whitens each series with a coefficient declared in advance and drops the first observation, is the available one, but it has not been measured on difference series, and no claim is made for it here.</w:t>
+      </w:r>
+    </w:p>
+    <w:p>
+      <w:r>
+        <w:rPr/>
+        <w:t xml:space="preserve">One measurement made in this programme bears on serial dependence, but on paper 1's problem rather than this paper's. Paper 1's Table 31 reports the realised size of several procedures under first-order autoregressive (AR(1)) returns when the autoregressive coefficient </w:t>
+      </w:r>
+      <m:oMath>
+        <m:r>
+          <m:t>ϕ</m:t>
+        </m:r>
+      </m:oMath>
+      <w:r>
+        <w:rPr/>
+        <w:t xml:space="preserve"> is unknown and must be estimated. A self-normalised test avoids estimating it. Shao's (2010) test divides the mean by a quantity built from partial sums of the series, instead of by an estimate of the long-run variance, so no coefficient or bandwidth has to be chosen. It was run on the designs of paper 1's Table 31, at a target size of 0.025.</w:t>
+      </w:r>
+    </w:p>
+    <w:p>
+      <w:r>
+        <w:rPr/>
+        <w:t xml:space="preserve">The test is liberal at monthly lengths and becomes more so as </w:t>
+      </w:r>
+      <m:oMath>
+        <m:r>
+          <m:t>ϕ</m:t>
+        </m:r>
+      </m:oMath>
+      <w:r>
+        <w:rPr/>
+        <w:t xml:space="preserve"> rises. Its worst size is 0.0460, at 36 observations and </w:t>
+      </w:r>
+      <m:oMath>
+        <m:r>
+          <m:t>ϕ</m:t>
+        </m:r>
+      </m:oMath>
+      <w:r>
+        <w:rPr/>
+        <w:t xml:space="preserve"> = 0.6, which is 1.84 times the target; at 120 observations the worst is 0.0317. That worst case is still better than every row of paper 1's Table 31 that estimates the coefficient, including the pooled exact rule at 3.13 times. For the unequal design of 36 against 13 observations, the warped self-normalised two-sample test of Wang and Zhang (2026) is not usable: with so few subsamples its size depends on the subsample size alone. Appendix D gives the twelve cells and the checks behind them. Whether these results belong in paper 1's Table 31 is a decision about paper 1, and it is not taken here.</w:t>
+      </w:r>
+    </w:p>
+    <w:p>
+      <w:pPr>
+        <w:pStyle w:val="Heading1"/>
+      </w:pPr>
+      <w:r>
         <w:t>10. Discussion</w:t>
       </w:r>
     </w:p>
@@ -17644,26 +22010,18 @@
       </w:r>
     </w:p>
     <w:p>
-      <w:pPr>
-        <w:pStyle w:val="Heading2"/>
-      </w:pPr>
-      <w:r>
-        <w:t>10.2 What is not</w:t>
-      </w:r>
-    </w:p>
-    <w:p>
-      <w:r>
-        <w:rPr/>
-        <w:t>The correspondence between the certificate's computations and the premises of the Lean size theorem is not machine-checked; it was formally abandoned (Section 6.5). Whether the corner is the maximum of the critical value over the continuum of the box is not established by any argument, although it is the maximum on every grid examined and the certificate does not depend on it. Monotonicity of the aligned law in the individual squared loadings is Open. The own-denominator plug-in rule's behaviour at five candidates below six dates, and any excess smaller than about 13% at six or eight dates, are not resolved by the measurements; at two candidates and six dates it shows a resolved excess of 3.8%, inside 1.05</w:t>
-      </w:r>
-      <m:oMath>
-        <m:r>
-          <m:t>α</m:t>
-        </m:r>
-      </m:oMath>
-      <w:r>
-        <w:rPr/>
-        <w:t>. Šidák's inequality for separate denominators is Open. The paired results have not been measured under serial correlation. The novelty of the paired many-to-one law is not claimed (Section 2.3).</w:t>
+      <w:r>
+        <w:rPr/>
+        <w:t xml:space="preserve">Both halves of the paper also bound what a guarantee over the whole nuisance can cost. For the Welch rule, the certified constant is within 9 × 10⁻⁵ of the smallest constant valid on the box, so the power it gives up is the price of a fixed constant and could not be recovered by a tighter certificate (Section 7.5). For two paired candidates, Theorem 8 shows that the smallest fixed critical value valid at every correlation is Bonferroni's: the union bound holds at every correlation and is attained at </w:t>
+      </w:r>
+      <m:oMath>
+        <m:r>
+          <m:t>ρ</m:t>
+        </m:r>
+      </m:oMath>
+      <w:r>
+        <w:rPr/>
+        <w:t xml:space="preserve"> = −1, where the two statistics are negatives of each other. A rule that takes its critical value from the estimated correlation can do better: at two candidates a calibrated table of exact critical values is certified to keep the level at every correlation in [−0.99, 0.99] at 12 and 36 dates, and it recovers 2 to 9 points of power on similar candidates (Section 8.9).</w:t>
       </w:r>
     </w:p>
     <w:p>
@@ -17671,19 +22029,42 @@
         <w:pStyle w:val="Heading2"/>
       </w:pPr>
       <w:r>
-        <w:t>10.3 Guidance for a desk</w:t>
+        <w:t>10.2 What is not</w:t>
       </w:r>
     </w:p>
     <w:p>
       <w:r>
         <w:rPr/>
-        <w:t>This guidance is a recommendation, not a result of the paper. It rests on the exactness of the paired test (Section 7.1) and on the Evidential measurements of Sections 7 and 8, and it has not itself been tested.</w:t>
+        <w:t>The correspondence between the certificate's computations and the premises of the Lean size theorem is not machine-checked; it was formally abandoned (Section 6.5). Whether the corner is the maximum of the critical value over the continuum of the box is not established by any argument, although it is the maximum on every grid examined and the certificate does not depend on it. Monotonicity of the aligned law in the individual squared loadings is Open. The own-denominator plug-in rule's behaviour at five candidates below six dates, and any excess smaller than about 13% at six or eight dates, are not resolved by the measurements; at two candidates and six dates it shows a resolved excess of 3.8%, inside 1.05</w:t>
+      </w:r>
+      <m:oMath>
+        <m:r>
+          <m:t>α</m:t>
+        </m:r>
+      </m:oMath>
+      <w:r>
+        <w:rPr/>
+        <w:t>. Šidák's inequality for separate denominators is Open. The paired results have not been measured under serial correlation. The certified calibrated rule covers two candidates, 12 and 36 dates and correlations in [−0.99, 0.99]. A calibrated rule with a guarantee at three or more candidates, and the smallest fixed constant valid at every correlation matrix for three or more candidates, are not established (Sections 8.8 and 8.9). The novelty of the paired many-to-one law is not claimed (Section 2.3).</w:t>
       </w:r>
     </w:p>
     <w:p>
-      <w:r>
-        <w:rPr/>
-        <w:t>Observe the candidate and the benchmark on the same dates, and pair them on the dates they share. Do not carry a critical value calibrated on identical windows over to windows that only partly overlap or differ in length; Section 7.4 measured that it then mis-sizes the test. For one candidate, use the paired t-test with its Student t critical value on n − 1 degrees of freedom. For several candidates, use the own-denominator critical value at the estimated correlation, which at two candidates is computed exactly by the evaluator of Section 8.3. Alternatively use Bonferroni, which is cheap unless the candidates are near-duplicates of one another. Do not use the common-denominator multivariate-t constant on paired statistics at small samples: at two candidates and six dates it gives up to 1.13 times the budgeted false promotions.</w:t>
+      <w:pPr>
+        <w:pStyle w:val="Heading2"/>
+      </w:pPr>
+      <w:r>
+        <w:t>10.3 Guidance for a desk</w:t>
+      </w:r>
+    </w:p>
+    <w:p>
+      <w:r>
+        <w:rPr/>
+        <w:t>This guidance is a recommendation, not a result of the paper. It rests on the exactness of the paired test (Section 7.1) and on the Evidential measurements of Sections 7 and 8, and it has not itself been tested.</w:t>
+      </w:r>
+    </w:p>
+    <w:p>
+      <w:r>
+        <w:rPr/>
+        <w:t>Observe the candidate and the benchmark on the same dates, and pair them on the dates they share. Do not carry a critical value calibrated on identical windows over to windows that only partly overlap or differ in length; Section 7.4 measured that it then mis-sizes the test. For one candidate, use the paired t-test with its Student t critical value on n − 1 degrees of freedom. For several candidates, use the own-denominator critical value at the estimated correlation, which at two candidates is computed exactly by the evaluator of Section 8.3; at two candidates and 12 or 36 dates the certified table of Section 8.9 gives that rule a guarantee. Alternatively use Bonferroni, which is cheap unless the candidates are near-duplicates of one another; at two candidates it is also the smallest fixed critical value that holds the level at every correlation (Section 8.8). Do not use the common-denominator multivariate-t constant on paired statistics at small samples: at two candidates and six dates it gives up to 1.13 times the budgeted false promotions.</w:t>
       </w:r>
     </w:p>
     <w:p>
@@ -17742,6 +22123,12 @@
     <w:p>
       <w:r>
         <w:rPr/>
+        <w:t>The certificate of Section 8.9 was not repeated by an independent implementation, and the monotonicity in the correlation of the noncentral t tails that it relies on is proved on paper, not in Lean. At thirty-six dates the first three declared levels could not be certified with the declared cell budget, and the certified level was reached after a written amendment that raised it.</w:t>
+      </w:r>
+    </w:p>
+    <w:p>
+      <w:r>
+        <w:rPr/>
         <w:t xml:space="preserve">The identical-window boundary was measured for the Welch statistic, at </w:t>
       </w:r>
       <m:oMath>
@@ -17771,7 +22158,7 @@
     <w:p>
       <w:r>
         <w:rPr/>
-        <w:t>The same model shows that the question paper 1 posed for aligned returns can be avoided. On aligned dates the differences are independent normals, the paired test is exact, and the price the Welch rule pays for covering the box, up to 61 points of power, disappears. With several candidates the paired statistics have their own denominators. Their law reduces to an average over the variance diagonal, the shared-denominator approximation in current use is liberal at small samples, the own-denominator law at the estimated correlation stays within 1.05 times the level from six dates at two candidates, and within the coarser resolution of the measurement at five, and Bonferroni always holds the level. What remains open is narrow and named: the correspondence of the certificate's premises to Lean; whether the corner is the maximum over the continuum of the box; monotonicity of the law in the squared loadings; the plug-in rule at five candidates below six dates; Šidák's inequality for separate denominators; and pairing under serial dependence.</w:t>
+        <w:t>The same model shows that the question paper 1 posed for aligned returns can be avoided. On aligned dates the differences are independent normals, the paired test is exact, and the price the Welch rule pays for covering the box, up to 61 points of power, disappears. With several candidates the paired statistics have their own denominators. Their law reduces to an average over the variance diagonal, the shared-denominator approximation in current use is liberal at small samples, the own-denominator law at the estimated correlation stays within 1.05 times the level from six dates at two candidates, and within the coarser resolution of the measurement at five, and Bonferroni always holds the level. At two candidates no fixed critical value below Bonferroni's does so at every correlation, so a gain over Bonferroni must come from restricting the correlation in advance or from estimating it. A calibrated table that estimates it is certified to keep the level at every correlation in [−0.99, 0.99] at 12 and 36 dates. What remains open is narrow and named: the correspondence of the certificate's premises to Lean; whether the corner is the maximum over the continuum of the box; monotonicity of the law in the squared loadings; the plug-in rule at five candidates below six dates; Šidák's inequality for separate denominators; a guarantee for a calibrated rule at three or more candidates; the smallest fixed critical value valid at every correlation for three or more candidates; and pairing under serial dependence.</w:t>
       </w:r>
     </w:p>
     <w:p>
@@ -19300,6 +23687,59 @@
             <w:r/>
             <w:r>
               <w:rPr/>
+              <w:t>7.5</w:t>
+            </w:r>
+          </w:p>
+        </w:tc>
+        <w:tc>
+          <w:tcPr>
+            <w:tcW w:type="dxa" w:w="4011"/>
+          </w:tcPr>
+          <w:p>
+            <w:pPr>
+              <w:spacing w:after="0" w:line="240" w:lineRule="auto"/>
+            </w:pPr>
+            <w:r/>
+            <w:r>
+              <w:rPr>
+                <w:rFonts w:ascii="Consolas" w:hAnsi="Consolas"/>
+                <w:sz w:val="19"/>
+              </w:rPr>
+              <w:t>paired_vs_welch_probe.py</w:t>
+            </w:r>
+          </w:p>
+        </w:tc>
+        <w:tc>
+          <w:tcPr>
+            <w:tcW w:type="dxa" w:w="4011"/>
+          </w:tcPr>
+          <w:p>
+            <w:pPr>
+              <w:spacing w:after="0" w:line="240" w:lineRule="auto"/>
+            </w:pPr>
+            <w:r/>
+            <w:r>
+              <w:rPr>
+                <w:rFonts w:ascii="Consolas" w:hAnsi="Consolas"/>
+                <w:sz w:val="19"/>
+              </w:rPr>
+              <w:t>paired_vs_welch_probe_claims.txt</w:t>
+            </w:r>
+          </w:p>
+        </w:tc>
+      </w:tr>
+      <w:tr>
+        <w:tc>
+          <w:tcPr>
+            <w:tcW w:type="dxa" w:w="1337"/>
+          </w:tcPr>
+          <w:p>
+            <w:pPr>
+              <w:spacing w:after="0" w:line="240" w:lineRule="auto"/>
+            </w:pPr>
+            <w:r/>
+            <w:r>
+              <w:rPr/>
               <w:t>8.2</w:t>
             </w:r>
           </w:p>
@@ -19651,6 +24091,244 @@
                 <w:sz w:val="19"/>
               </w:rPr>
               <w:t>p_verify_B_claims.txt</w:t>
+            </w:r>
+          </w:p>
+        </w:tc>
+      </w:tr>
+      <w:tr>
+        <w:tc>
+          <w:tcPr>
+            <w:tcW w:type="dxa" w:w="1337"/>
+          </w:tcPr>
+          <w:p>
+            <w:pPr>
+              <w:spacing w:after="0" w:line="240" w:lineRule="auto"/>
+            </w:pPr>
+            <w:r/>
+            <w:r>
+              <w:rPr/>
+              <w:t>8.8</w:t>
+            </w:r>
+          </w:p>
+        </w:tc>
+        <w:tc>
+          <w:tcPr>
+            <w:tcW w:type="dxa" w:w="4011"/>
+          </w:tcPr>
+          <w:p>
+            <w:pPr>
+              <w:spacing w:after="0" w:line="240" w:lineRule="auto"/>
+            </w:pPr>
+            <w:r/>
+            <w:r>
+              <w:rPr>
+                <w:rFonts w:ascii="Consolas" w:hAnsi="Consolas"/>
+                <w:sz w:val="19"/>
+              </w:rPr>
+              <w:t>p_uniform_bar.py</w:t>
+            </w:r>
+            <w:r>
+              <w:rPr/>
+              <w:t>; lean/W4lean/</w:t>
+            </w:r>
+            <w:r>
+              <w:rPr>
+                <w:rFonts w:ascii="Consolas" w:hAnsi="Consolas"/>
+                <w:sz w:val="19"/>
+              </w:rPr>
+              <w:t>UnitPUniformBar.lean</w:t>
+            </w:r>
+          </w:p>
+        </w:tc>
+        <w:tc>
+          <w:tcPr>
+            <w:tcW w:type="dxa" w:w="4011"/>
+          </w:tcPr>
+          <w:p>
+            <w:pPr>
+              <w:spacing w:after="0" w:line="240" w:lineRule="auto"/>
+            </w:pPr>
+            <w:r/>
+            <w:r>
+              <w:rPr>
+                <w:rFonts w:ascii="Consolas" w:hAnsi="Consolas"/>
+                <w:sz w:val="19"/>
+              </w:rPr>
+              <w:t>p_uniform_bar_claims.txt</w:t>
+            </w:r>
+          </w:p>
+        </w:tc>
+      </w:tr>
+      <w:tr>
+        <w:tc>
+          <w:tcPr>
+            <w:tcW w:type="dxa" w:w="1337"/>
+          </w:tcPr>
+          <w:p>
+            <w:pPr>
+              <w:spacing w:after="0" w:line="240" w:lineRule="auto"/>
+            </w:pPr>
+            <w:r/>
+            <w:r>
+              <w:rPr/>
+              <w:t>8.9</w:t>
+            </w:r>
+          </w:p>
+        </w:tc>
+        <w:tc>
+          <w:tcPr>
+            <w:tcW w:type="dxa" w:w="4011"/>
+          </w:tcPr>
+          <w:p>
+            <w:pPr>
+              <w:spacing w:after="0" w:line="240" w:lineRule="auto"/>
+            </w:pPr>
+            <w:r/>
+            <w:r>
+              <w:rPr>
+                <w:rFonts w:ascii="Consolas" w:hAnsi="Consolas"/>
+                <w:sz w:val="19"/>
+              </w:rPr>
+              <w:t>p_calib_k2.py</w:t>
+            </w:r>
+            <w:r>
+              <w:rPr/>
+              <w:t xml:space="preserve">; </w:t>
+            </w:r>
+            <w:r>
+              <w:rPr>
+                <w:rFonts w:ascii="Consolas" w:hAnsi="Consolas"/>
+                <w:sz w:val="19"/>
+              </w:rPr>
+              <w:t>pb_cert.py</w:t>
+            </w:r>
+            <w:r>
+              <w:rPr/>
+              <w:t xml:space="preserve">; </w:t>
+            </w:r>
+            <w:r>
+              <w:rPr>
+                <w:rFonts w:ascii="Consolas" w:hAnsi="Consolas"/>
+                <w:sz w:val="19"/>
+              </w:rPr>
+              <w:t>pb_joint.py</w:t>
+            </w:r>
+            <w:r>
+              <w:rPr/>
+              <w:t xml:space="preserve">; </w:t>
+            </w:r>
+            <w:r>
+              <w:rPr>
+                <w:rFonts w:ascii="Consolas" w:hAnsi="Consolas"/>
+                <w:sz w:val="19"/>
+              </w:rPr>
+              <w:t>pb_certify.py</w:t>
+            </w:r>
+            <w:r>
+              <w:rPr/>
+              <w:t xml:space="preserve">; </w:t>
+            </w:r>
+            <w:r>
+              <w:rPr>
+                <w:rFonts w:ascii="Consolas" w:hAnsi="Consolas"/>
+                <w:sz w:val="19"/>
+              </w:rPr>
+              <w:t>pb_checks.py</w:t>
+            </w:r>
+            <w:r>
+              <w:rPr/>
+              <w:t xml:space="preserve">; </w:t>
+            </w:r>
+            <w:r>
+              <w:rPr>
+                <w:rFonts w:ascii="Consolas" w:hAnsi="Consolas"/>
+                <w:sz w:val="19"/>
+              </w:rPr>
+              <w:t>pb_facts.py</w:t>
+            </w:r>
+            <w:r>
+              <w:rPr/>
+              <w:t>; lean/W4lean/</w:t>
+            </w:r>
+            <w:r>
+              <w:rPr>
+                <w:rFonts w:ascii="Consolas" w:hAnsi="Consolas"/>
+                <w:sz w:val="19"/>
+              </w:rPr>
+              <w:t>UnitPBStructure.lean</w:t>
+            </w:r>
+          </w:p>
+        </w:tc>
+        <w:tc>
+          <w:tcPr>
+            <w:tcW w:type="dxa" w:w="4011"/>
+          </w:tcPr>
+          <w:p>
+            <w:pPr>
+              <w:spacing w:after="0" w:line="240" w:lineRule="auto"/>
+            </w:pPr>
+            <w:r/>
+            <w:r>
+              <w:rPr>
+                <w:rFonts w:ascii="Consolas" w:hAnsi="Consolas"/>
+                <w:sz w:val="19"/>
+              </w:rPr>
+              <w:t>p_calib_k2_gates_claims.txt</w:t>
+            </w:r>
+            <w:r>
+              <w:rPr/>
+              <w:t xml:space="preserve">; </w:t>
+            </w:r>
+            <w:r>
+              <w:rPr>
+                <w:rFonts w:ascii="Consolas" w:hAnsi="Consolas"/>
+                <w:sz w:val="19"/>
+              </w:rPr>
+              <w:t>p_calib_k2_sweep_n12_claims.txt</w:t>
+            </w:r>
+            <w:r>
+              <w:rPr/>
+              <w:t xml:space="preserve">; </w:t>
+            </w:r>
+            <w:r>
+              <w:rPr>
+                <w:rFonts w:ascii="Consolas" w:hAnsi="Consolas"/>
+                <w:sz w:val="19"/>
+              </w:rPr>
+              <w:t>p_calib_k2_sweep_n36_claims.txt</w:t>
+            </w:r>
+            <w:r>
+              <w:rPr/>
+              <w:t xml:space="preserve">; </w:t>
+            </w:r>
+            <w:r>
+              <w:rPr>
+                <w:rFonts w:ascii="Consolas" w:hAnsi="Consolas"/>
+                <w:sz w:val="19"/>
+              </w:rPr>
+              <w:t>pb_certify_n*_claims.txt</w:t>
+            </w:r>
+            <w:r>
+              <w:rPr/>
+              <w:t xml:space="preserve">; </w:t>
+            </w:r>
+            <w:r>
+              <w:rPr>
+                <w:rFonts w:ascii="Consolas" w:hAnsi="Consolas"/>
+                <w:sz w:val="19"/>
+              </w:rPr>
+              <w:t>pb_checks_n*_claims.txt</w:t>
+            </w:r>
+            <w:r>
+              <w:rPr/>
+              <w:t xml:space="preserve">; </w:t>
+            </w:r>
+            <w:r>
+              <w:rPr>
+                <w:rFonts w:ascii="Consolas" w:hAnsi="Consolas"/>
+                <w:sz w:val="19"/>
+              </w:rPr>
+              <w:t>pb_facts_claims.txt</w:t>
             </w:r>
           </w:p>
         </w:tc>
@@ -19764,7 +24442,29 @@
       </w:r>
       <w:r>
         <w:rPr/>
-        <w:t>, and no sorryAx.</w:t>
+        <w:t xml:space="preserve">, and no sorryAx. The declarations of </w:t>
+      </w:r>
+      <w:r>
+        <w:rPr>
+          <w:rFonts w:ascii="Consolas" w:hAnsi="Consolas"/>
+          <w:sz w:val="19"/>
+        </w:rPr>
+        <w:t>UnitPUniformBar.lean</w:t>
+      </w:r>
+      <w:r>
+        <w:rPr/>
+        <w:t xml:space="preserve"> and </w:t>
+      </w:r>
+      <w:r>
+        <w:rPr>
+          <w:rFonts w:ascii="Consolas" w:hAnsi="Consolas"/>
+          <w:sz w:val="19"/>
+        </w:rPr>
+        <w:t>UnitPBStructure.lean</w:t>
+      </w:r>
+      <w:r>
+        <w:rPr/>
+        <w:t>, added for Sections 8.8 and 8.9, were checked the same way, and each reports exactly those three axioms.</w:t>
       </w:r>
     </w:p>
     <w:p>
@@ -19798,7 +24498,7 @@
       <w:tr>
         <w:tc>
           <w:tcPr>
-            <w:tcW w:type="dxa" w:w="2901"/>
+            <w:tcW w:type="dxa" w:w="3526"/>
           </w:tcPr>
           <w:p>
             <w:pPr>
@@ -19815,7 +24515,7 @@
         </w:tc>
         <w:tc>
           <w:tcPr>
-            <w:tcW w:type="dxa" w:w="3154"/>
+            <w:tcW w:type="dxa" w:w="2938"/>
           </w:tcPr>
           <w:p>
             <w:pPr>
@@ -19832,7 +24532,7 @@
         </w:tc>
         <w:tc>
           <w:tcPr>
-            <w:tcW w:type="dxa" w:w="3305"/>
+            <w:tcW w:type="dxa" w:w="2897"/>
           </w:tcPr>
           <w:p>
             <w:pPr>
@@ -19851,7 +24551,7 @@
       <w:tr>
         <w:tc>
           <w:tcPr>
-            <w:tcW w:type="dxa" w:w="2901"/>
+            <w:tcW w:type="dxa" w:w="3526"/>
           </w:tcPr>
           <w:p>
             <w:pPr>
@@ -19869,7 +24569,7 @@
         </w:tc>
         <w:tc>
           <w:tcPr>
-            <w:tcW w:type="dxa" w:w="3154"/>
+            <w:tcW w:type="dxa" w:w="2938"/>
           </w:tcPr>
           <w:p>
             <w:pPr>
@@ -19887,7 +24587,7 @@
         </w:tc>
         <w:tc>
           <w:tcPr>
-            <w:tcW w:type="dxa" w:w="3305"/>
+            <w:tcW w:type="dxa" w:w="2897"/>
           </w:tcPr>
           <w:p>
             <w:pPr>
@@ -19911,7 +24611,7 @@
       <w:tr>
         <w:tc>
           <w:tcPr>
-            <w:tcW w:type="dxa" w:w="2901"/>
+            <w:tcW w:type="dxa" w:w="3526"/>
           </w:tcPr>
           <w:p>
             <w:pPr>
@@ -19940,7 +24640,7 @@
         </w:tc>
         <w:tc>
           <w:tcPr>
-            <w:tcW w:type="dxa" w:w="3154"/>
+            <w:tcW w:type="dxa" w:w="2938"/>
           </w:tcPr>
           <w:p>
             <w:pPr>
@@ -19958,7 +24658,7 @@
         </w:tc>
         <w:tc>
           <w:tcPr>
-            <w:tcW w:type="dxa" w:w="3305"/>
+            <w:tcW w:type="dxa" w:w="2897"/>
           </w:tcPr>
           <w:p>
             <w:pPr>
@@ -19980,7 +24680,7 @@
       <w:tr>
         <w:tc>
           <w:tcPr>
-            <w:tcW w:type="dxa" w:w="2901"/>
+            <w:tcW w:type="dxa" w:w="3526"/>
           </w:tcPr>
           <w:p>
             <w:pPr>
@@ -20031,7 +24731,7 @@
         </w:tc>
         <w:tc>
           <w:tcPr>
-            <w:tcW w:type="dxa" w:w="3154"/>
+            <w:tcW w:type="dxa" w:w="2938"/>
           </w:tcPr>
           <w:p>
             <w:pPr>
@@ -20049,7 +24749,7 @@
         </w:tc>
         <w:tc>
           <w:tcPr>
-            <w:tcW w:type="dxa" w:w="3305"/>
+            <w:tcW w:type="dxa" w:w="2897"/>
           </w:tcPr>
           <w:p>
             <w:pPr>
@@ -20066,7 +24766,7 @@
       <w:tr>
         <w:tc>
           <w:tcPr>
-            <w:tcW w:type="dxa" w:w="2901"/>
+            <w:tcW w:type="dxa" w:w="3526"/>
           </w:tcPr>
           <w:p>
             <w:pPr>
@@ -20084,7 +24784,7 @@
         </w:tc>
         <w:tc>
           <w:tcPr>
-            <w:tcW w:type="dxa" w:w="3154"/>
+            <w:tcW w:type="dxa" w:w="2938"/>
           </w:tcPr>
           <w:p>
             <w:pPr>
@@ -20102,7 +24802,7 @@
         </w:tc>
         <w:tc>
           <w:tcPr>
-            <w:tcW w:type="dxa" w:w="3305"/>
+            <w:tcW w:type="dxa" w:w="2897"/>
           </w:tcPr>
           <w:p>
             <w:pPr>
@@ -20119,7 +24819,7 @@
       <w:tr>
         <w:tc>
           <w:tcPr>
-            <w:tcW w:type="dxa" w:w="2901"/>
+            <w:tcW w:type="dxa" w:w="3526"/>
           </w:tcPr>
           <w:p>
             <w:pPr>
@@ -20148,7 +24848,7 @@
         </w:tc>
         <w:tc>
           <w:tcPr>
-            <w:tcW w:type="dxa" w:w="3154"/>
+            <w:tcW w:type="dxa" w:w="2938"/>
           </w:tcPr>
           <w:p>
             <w:pPr>
@@ -20166,7 +24866,7 @@
         </w:tc>
         <w:tc>
           <w:tcPr>
-            <w:tcW w:type="dxa" w:w="3305"/>
+            <w:tcW w:type="dxa" w:w="2897"/>
           </w:tcPr>
           <w:p>
             <w:pPr>
@@ -20183,7 +24883,7 @@
       <w:tr>
         <w:tc>
           <w:tcPr>
-            <w:tcW w:type="dxa" w:w="2901"/>
+            <w:tcW w:type="dxa" w:w="3526"/>
           </w:tcPr>
           <w:p>
             <w:pPr>
@@ -20223,7 +24923,7 @@
         </w:tc>
         <w:tc>
           <w:tcPr>
-            <w:tcW w:type="dxa" w:w="3154"/>
+            <w:tcW w:type="dxa" w:w="2938"/>
           </w:tcPr>
           <w:p>
             <w:pPr>
@@ -20241,7 +24941,7 @@
         </w:tc>
         <w:tc>
           <w:tcPr>
-            <w:tcW w:type="dxa" w:w="3305"/>
+            <w:tcW w:type="dxa" w:w="2897"/>
           </w:tcPr>
           <w:p>
             <w:pPr>
@@ -20258,7 +24958,7 @@
       <w:tr>
         <w:tc>
           <w:tcPr>
-            <w:tcW w:type="dxa" w:w="2901"/>
+            <w:tcW w:type="dxa" w:w="3526"/>
           </w:tcPr>
           <w:p>
             <w:pPr>
@@ -20368,7 +25068,7 @@
         </w:tc>
         <w:tc>
           <w:tcPr>
-            <w:tcW w:type="dxa" w:w="3154"/>
+            <w:tcW w:type="dxa" w:w="2938"/>
           </w:tcPr>
           <w:p>
             <w:pPr>
@@ -20386,7 +25086,7 @@
         </w:tc>
         <w:tc>
           <w:tcPr>
-            <w:tcW w:type="dxa" w:w="3305"/>
+            <w:tcW w:type="dxa" w:w="2897"/>
           </w:tcPr>
           <w:p>
             <w:pPr>
@@ -20403,7 +25103,7 @@
       <w:tr>
         <w:tc>
           <w:tcPr>
-            <w:tcW w:type="dxa" w:w="2901"/>
+            <w:tcW w:type="dxa" w:w="3526"/>
           </w:tcPr>
           <w:p>
             <w:pPr>
@@ -20421,7 +25121,7 @@
         </w:tc>
         <w:tc>
           <w:tcPr>
-            <w:tcW w:type="dxa" w:w="3154"/>
+            <w:tcW w:type="dxa" w:w="2938"/>
           </w:tcPr>
           <w:p>
             <w:pPr>
@@ -20439,7 +25139,7 @@
         </w:tc>
         <w:tc>
           <w:tcPr>
-            <w:tcW w:type="dxa" w:w="3305"/>
+            <w:tcW w:type="dxa" w:w="2897"/>
           </w:tcPr>
           <w:p>
             <w:pPr>
@@ -20456,7 +25156,7 @@
       <w:tr>
         <w:tc>
           <w:tcPr>
-            <w:tcW w:type="dxa" w:w="2901"/>
+            <w:tcW w:type="dxa" w:w="3526"/>
           </w:tcPr>
           <w:p>
             <w:pPr>
@@ -20496,7 +25196,7 @@
         </w:tc>
         <w:tc>
           <w:tcPr>
-            <w:tcW w:type="dxa" w:w="3154"/>
+            <w:tcW w:type="dxa" w:w="2938"/>
           </w:tcPr>
           <w:p>
             <w:pPr>
@@ -20514,7 +25214,7 @@
         </w:tc>
         <w:tc>
           <w:tcPr>
-            <w:tcW w:type="dxa" w:w="3305"/>
+            <w:tcW w:type="dxa" w:w="2897"/>
           </w:tcPr>
           <w:p>
             <w:pPr>
@@ -20531,7 +25231,7 @@
       <w:tr>
         <w:tc>
           <w:tcPr>
-            <w:tcW w:type="dxa" w:w="2901"/>
+            <w:tcW w:type="dxa" w:w="3526"/>
           </w:tcPr>
           <w:p>
             <w:pPr>
@@ -20549,7 +25249,7 @@
         </w:tc>
         <w:tc>
           <w:tcPr>
-            <w:tcW w:type="dxa" w:w="3154"/>
+            <w:tcW w:type="dxa" w:w="2938"/>
           </w:tcPr>
           <w:p>
             <w:pPr>
@@ -20567,7 +25267,7 @@
         </w:tc>
         <w:tc>
           <w:tcPr>
-            <w:tcW w:type="dxa" w:w="3305"/>
+            <w:tcW w:type="dxa" w:w="2897"/>
           </w:tcPr>
           <w:p>
             <w:pPr>
@@ -20584,7 +25284,7 @@
       <w:tr>
         <w:tc>
           <w:tcPr>
-            <w:tcW w:type="dxa" w:w="2901"/>
+            <w:tcW w:type="dxa" w:w="3526"/>
           </w:tcPr>
           <w:p>
             <w:pPr>
@@ -20635,7 +25335,7 @@
         </w:tc>
         <w:tc>
           <w:tcPr>
-            <w:tcW w:type="dxa" w:w="3154"/>
+            <w:tcW w:type="dxa" w:w="2938"/>
           </w:tcPr>
           <w:p>
             <w:pPr>
@@ -20653,7 +25353,7 @@
         </w:tc>
         <w:tc>
           <w:tcPr>
-            <w:tcW w:type="dxa" w:w="3305"/>
+            <w:tcW w:type="dxa" w:w="2897"/>
           </w:tcPr>
           <w:p>
             <w:pPr>
@@ -20670,7 +25370,7 @@
       <w:tr>
         <w:tc>
           <w:tcPr>
-            <w:tcW w:type="dxa" w:w="2901"/>
+            <w:tcW w:type="dxa" w:w="3526"/>
           </w:tcPr>
           <w:p>
             <w:pPr>
@@ -20710,7 +25410,7 @@
         </w:tc>
         <w:tc>
           <w:tcPr>
-            <w:tcW w:type="dxa" w:w="3154"/>
+            <w:tcW w:type="dxa" w:w="2938"/>
           </w:tcPr>
           <w:p>
             <w:pPr>
@@ -20728,7 +25428,7 @@
         </w:tc>
         <w:tc>
           <w:tcPr>
-            <w:tcW w:type="dxa" w:w="3305"/>
+            <w:tcW w:type="dxa" w:w="2897"/>
           </w:tcPr>
           <w:p>
             <w:pPr>
@@ -20745,7 +25445,7 @@
       <w:tr>
         <w:tc>
           <w:tcPr>
-            <w:tcW w:type="dxa" w:w="2901"/>
+            <w:tcW w:type="dxa" w:w="3526"/>
           </w:tcPr>
           <w:p>
             <w:pPr>
@@ -20796,7 +25496,7 @@
         </w:tc>
         <w:tc>
           <w:tcPr>
-            <w:tcW w:type="dxa" w:w="3154"/>
+            <w:tcW w:type="dxa" w:w="2938"/>
           </w:tcPr>
           <w:p>
             <w:pPr>
@@ -20814,7 +25514,7 @@
         </w:tc>
         <w:tc>
           <w:tcPr>
-            <w:tcW w:type="dxa" w:w="3305"/>
+            <w:tcW w:type="dxa" w:w="2897"/>
           </w:tcPr>
           <w:p>
             <w:pPr>
@@ -20831,7 +25531,7 @@
       <w:tr>
         <w:tc>
           <w:tcPr>
-            <w:tcW w:type="dxa" w:w="2901"/>
+            <w:tcW w:type="dxa" w:w="3526"/>
           </w:tcPr>
           <w:p>
             <w:pPr>
@@ -20849,7 +25549,7 @@
         </w:tc>
         <w:tc>
           <w:tcPr>
-            <w:tcW w:type="dxa" w:w="3154"/>
+            <w:tcW w:type="dxa" w:w="2938"/>
           </w:tcPr>
           <w:p>
             <w:pPr>
@@ -20867,7 +25567,7 @@
         </w:tc>
         <w:tc>
           <w:tcPr>
-            <w:tcW w:type="dxa" w:w="3305"/>
+            <w:tcW w:type="dxa" w:w="2897"/>
           </w:tcPr>
           <w:p>
             <w:pPr>
@@ -20884,7 +25584,7 @@
       <w:tr>
         <w:tc>
           <w:tcPr>
-            <w:tcW w:type="dxa" w:w="2901"/>
+            <w:tcW w:type="dxa" w:w="3526"/>
           </w:tcPr>
           <w:p>
             <w:pPr>
@@ -20902,7 +25602,7 @@
         </w:tc>
         <w:tc>
           <w:tcPr>
-            <w:tcW w:type="dxa" w:w="3154"/>
+            <w:tcW w:type="dxa" w:w="2938"/>
           </w:tcPr>
           <w:p>
             <w:pPr>
@@ -20920,7 +25620,7 @@
         </w:tc>
         <w:tc>
           <w:tcPr>
-            <w:tcW w:type="dxa" w:w="3305"/>
+            <w:tcW w:type="dxa" w:w="2897"/>
           </w:tcPr>
           <w:p>
             <w:pPr>
@@ -20937,7 +25637,7 @@
       <w:tr>
         <w:tc>
           <w:tcPr>
-            <w:tcW w:type="dxa" w:w="2901"/>
+            <w:tcW w:type="dxa" w:w="3526"/>
           </w:tcPr>
           <w:p>
             <w:pPr>
@@ -20955,7 +25655,7 @@
         </w:tc>
         <w:tc>
           <w:tcPr>
-            <w:tcW w:type="dxa" w:w="3154"/>
+            <w:tcW w:type="dxa" w:w="2938"/>
           </w:tcPr>
           <w:p>
             <w:pPr>
@@ -20973,7 +25673,7 @@
         </w:tc>
         <w:tc>
           <w:tcPr>
-            <w:tcW w:type="dxa" w:w="3305"/>
+            <w:tcW w:type="dxa" w:w="2897"/>
           </w:tcPr>
           <w:p>
             <w:pPr>
@@ -20983,6 +25683,178 @@
             <w:r>
               <w:rPr/>
               <w:t>Theorem 7</w:t>
+            </w:r>
+          </w:p>
+        </w:tc>
+      </w:tr>
+      <w:tr>
+        <w:tc>
+          <w:tcPr>
+            <w:tcW w:type="dxa" w:w="3526"/>
+          </w:tcPr>
+          <w:p>
+            <w:pPr>
+              <w:spacing w:after="0" w:line="240" w:lineRule="auto"/>
+            </w:pPr>
+            <w:r/>
+            <w:r>
+              <w:rPr>
+                <w:rFonts w:ascii="Consolas" w:hAnsi="Consolas"/>
+                <w:sz w:val="19"/>
+              </w:rPr>
+              <w:t>UnitPUniform.pairedT_neg_smul</w:t>
+            </w:r>
+            <w:r>
+              <w:rPr/>
+              <w:t xml:space="preserve">, </w:t>
+            </w:r>
+            <w:r>
+              <w:rPr>
+                <w:rFonts w:ascii="Consolas" w:hAnsi="Consolas"/>
+                <w:sz w:val="19"/>
+              </w:rPr>
+              <w:t>UnitPUniform.fwer_le_sum</w:t>
+            </w:r>
+            <w:r>
+              <w:rPr/>
+              <w:t xml:space="preserve">, </w:t>
+            </w:r>
+            <w:r>
+              <w:rPr>
+                <w:rFonts w:ascii="Consolas" w:hAnsi="Consolas"/>
+                <w:sz w:val="19"/>
+              </w:rPr>
+              <w:t>UnitPUniform.fwer_eq_sum_of_antithetic</w:t>
+            </w:r>
+            <w:r>
+              <w:rPr/>
+              <w:t xml:space="preserve">, </w:t>
+            </w:r>
+            <w:r>
+              <w:rPr>
+                <w:rFonts w:ascii="Consolas" w:hAnsi="Consolas"/>
+                <w:sz w:val="19"/>
+              </w:rPr>
+              <w:t>UnitPUniform.antithetic_of_scaled</w:t>
+            </w:r>
+            <w:r>
+              <w:rPr/>
+              <w:t xml:space="preserve">, </w:t>
+            </w:r>
+            <w:r>
+              <w:rPr>
+                <w:rFonts w:ascii="Consolas" w:hAnsi="Consolas"/>
+                <w:sz w:val="19"/>
+              </w:rPr>
+              <w:t>UnitPUniform.uniform_bar_iff</w:t>
+            </w:r>
+          </w:p>
+        </w:tc>
+        <w:tc>
+          <w:tcPr>
+            <w:tcW w:type="dxa" w:w="2938"/>
+          </w:tcPr>
+          <w:p>
+            <w:pPr>
+              <w:spacing w:after="0" w:line="240" w:lineRule="auto"/>
+            </w:pPr>
+            <w:r/>
+            <w:r>
+              <w:rPr>
+                <w:rFonts w:ascii="Consolas" w:hAnsi="Consolas"/>
+                <w:sz w:val="19"/>
+              </w:rPr>
+              <w:t>UnitPUniformBar.lean</w:t>
+            </w:r>
+          </w:p>
+        </w:tc>
+        <w:tc>
+          <w:tcPr>
+            <w:tcW w:type="dxa" w:w="2897"/>
+          </w:tcPr>
+          <w:p>
+            <w:pPr>
+              <w:spacing w:after="0" w:line="240" w:lineRule="auto"/>
+            </w:pPr>
+            <w:r/>
+            <w:r>
+              <w:rPr/>
+              <w:t>Theorem 8</w:t>
+            </w:r>
+          </w:p>
+        </w:tc>
+      </w:tr>
+      <w:tr>
+        <w:tc>
+          <w:tcPr>
+            <w:tcW w:type="dxa" w:w="3526"/>
+          </w:tcPr>
+          <w:p>
+            <w:pPr>
+              <w:spacing w:after="0" w:line="240" w:lineRule="auto"/>
+            </w:pPr>
+            <w:r/>
+            <w:r>
+              <w:rPr>
+                <w:rFonts w:ascii="Consolas" w:hAnsi="Consolas"/>
+                <w:sz w:val="19"/>
+              </w:rPr>
+              <w:t>UnitPB.fwer_exchangeable</w:t>
+            </w:r>
+            <w:r>
+              <w:rPr/>
+              <w:t xml:space="preserve">, </w:t>
+            </w:r>
+            <w:r>
+              <w:rPr>
+                <w:rFonts w:ascii="Consolas" w:hAnsi="Consolas"/>
+                <w:sz w:val="19"/>
+              </w:rPr>
+              <w:t>UnitPB.abel_bins</w:t>
+            </w:r>
+            <w:r>
+              <w:rPr/>
+              <w:t xml:space="preserve">, </w:t>
+            </w:r>
+            <w:r>
+              <w:rPr>
+                <w:rFonts w:ascii="Consolas" w:hAnsi="Consolas"/>
+                <w:sz w:val="19"/>
+              </w:rPr>
+              <w:t>UnitPB.tail_form_mono</w:t>
+            </w:r>
+          </w:p>
+        </w:tc>
+        <w:tc>
+          <w:tcPr>
+            <w:tcW w:type="dxa" w:w="2938"/>
+          </w:tcPr>
+          <w:p>
+            <w:pPr>
+              <w:spacing w:after="0" w:line="240" w:lineRule="auto"/>
+            </w:pPr>
+            <w:r/>
+            <w:r>
+              <w:rPr>
+                <w:rFonts w:ascii="Consolas" w:hAnsi="Consolas"/>
+                <w:sz w:val="19"/>
+              </w:rPr>
+              <w:t>UnitPBStructure.lean</w:t>
+            </w:r>
+          </w:p>
+        </w:tc>
+        <w:tc>
+          <w:tcPr>
+            <w:tcW w:type="dxa" w:w="2897"/>
+          </w:tcPr>
+          <w:p>
+            <w:pPr>
+              <w:spacing w:after="0" w:line="240" w:lineRule="auto"/>
+            </w:pPr>
+            <w:r/>
+            <w:r>
+              <w:rPr/>
+              <w:t>Section 8.9, Steps 1 and 2</w:t>
             </w:r>
           </w:p>
         </w:tc>
@@ -23144,6 +28016,120 @@
             <w:r>
               <w:rPr/>
               <w:t xml:space="preserve"> stays below c is at least the product of the separate chances. Proved for normal statistics; open in general for statistics with their own denominators.</w:t>
+            </w:r>
+          </w:p>
+        </w:tc>
+      </w:tr>
+      <w:tr>
+        <w:tc>
+          <w:tcPr>
+            <w:tcW w:type="dxa" w:w="3551"/>
+          </w:tcPr>
+          <w:p>
+            <w:pPr>
+              <w:spacing w:after="0" w:line="240" w:lineRule="auto"/>
+            </w:pPr>
+            <w:r/>
+            <w:r>
+              <w:rPr/>
+              <w:t>Boole's inequality, union bound</w:t>
+            </w:r>
+          </w:p>
+        </w:tc>
+        <w:tc>
+          <w:tcPr>
+            <w:tcW w:type="dxa" w:w="5809"/>
+          </w:tcPr>
+          <w:p>
+            <w:pPr>
+              <w:spacing w:after="0" w:line="240" w:lineRule="auto"/>
+            </w:pPr>
+            <w:r/>
+            <w:r>
+              <w:rPr/>
+              <w:t>The chance that at least one of several events occurs is at most the sum of their chances, with equality when no two of the events can occur together.</w:t>
+            </w:r>
+          </w:p>
+        </w:tc>
+      </w:tr>
+      <w:tr>
+        <w:tc>
+          <w:tcPr>
+            <w:tcW w:type="dxa" w:w="3551"/>
+          </w:tcPr>
+          <w:p>
+            <w:pPr>
+              <w:spacing w:after="0" w:line="240" w:lineRule="auto"/>
+            </w:pPr>
+            <w:r/>
+            <w:r>
+              <w:rPr/>
+              <w:t>Antithetic statistics</w:t>
+            </w:r>
+          </w:p>
+        </w:tc>
+        <w:tc>
+          <w:tcPr>
+            <w:tcW w:type="dxa" w:w="5809"/>
+          </w:tcPr>
+          <w:p>
+            <w:pPr>
+              <w:spacing w:after="0" w:line="240" w:lineRule="auto"/>
+            </w:pPr>
+            <w:r/>
+            <w:r>
+              <w:rPr/>
+              <w:t>Two statistics that are negatives of each other on every sample, as the two paired statistics are at correlation −1.</w:t>
+            </w:r>
+          </w:p>
+        </w:tc>
+      </w:tr>
+      <w:tr>
+        <w:tc>
+          <w:tcPr>
+            <w:tcW w:type="dxa" w:w="3551"/>
+          </w:tcPr>
+          <w:p>
+            <w:pPr>
+              <w:spacing w:after="0" w:line="240" w:lineRule="auto"/>
+            </w:pPr>
+            <w:r/>
+            <w:r>
+              <w:rPr/>
+              <w:t>Calibrated rule, internal level</w:t>
+            </w:r>
+          </w:p>
+        </w:tc>
+        <w:tc>
+          <w:tcPr>
+            <w:tcW w:type="dxa" w:w="5809"/>
+          </w:tcPr>
+          <w:p>
+            <w:pPr>
+              <w:spacing w:after="0" w:line="240" w:lineRule="auto"/>
+            </w:pPr>
+            <w:r/>
+            <w:r>
+              <w:rPr/>
+              <w:t xml:space="preserve">A rule that uses an exact critical value at an internal level a below </w:t>
+            </w:r>
+            <m:oMath>
+              <m:r>
+                <m:t>α</m:t>
+              </m:r>
+            </m:oMath>
+            <w:r>
+              <w:rPr/>
+              <w:t xml:space="preserve">, with a chosen so that the error rate stays at most </w:t>
+            </w:r>
+            <m:oMath>
+              <m:r>
+                <m:t>α</m:t>
+              </m:r>
+            </m:oMath>
+            <w:r>
+              <w:rPr/>
+              <w:t xml:space="preserve"> over a declared range of the nuisance.</w:t>
             </w:r>
           </w:p>
         </w:tc>
